--- a/docs/report.docx
+++ b/docs/report.docx
@@ -2830,7 +2830,7 @@
           <w:sz w:val="28"/>
           <w:u w:val="none"/>
         </w:rPr>
-        <w:t>Скриншоты сделаны для запуска #54 (коммит d3a069c). Отчёты SpotBugs и Dependency-Check взяты из артефактов этого запуска.</w:t>
+        <w:t>Скриншоты сделаны для запуска #54 (коммит d3a069c): https://github.com/r4m63/infobez-itmo/actions/runs/36620490824/job/109584335296. Отчёты SpotBugs и Dependency-Check взяты из артефактов этого запуска.</w:t>
       </w:r>
     </w:p>
     <w:p>
@@ -2842,7 +2842,7 @@
       <w:r>
         <w:drawing>
           <wp:inline xmlns:a="http://schemas.openxmlformats.org/drawingml/2006/main" xmlns:pic="http://schemas.openxmlformats.org/drawingml/2006/picture">
-            <wp:extent cx="6120000" cy="4887500"/>
+            <wp:extent cx="6120000" cy="3993300"/>
             <wp:docPr id="1" name="Picture 1"/>
             <wp:cNvGraphicFramePr>
               <a:graphicFrameLocks noChangeAspect="1"/>
@@ -2863,7 +2863,7 @@
                   <pic:spPr>
                     <a:xfrm>
                       <a:off x="0" y="0"/>
-                      <a:ext cx="6120000" cy="4887500"/>
+                      <a:ext cx="6120000" cy="3993300"/>
                     </a:xfrm>
                     <a:prstGeom prst="rect"/>
                   </pic:spPr>
@@ -2963,7 +2963,7 @@
           <w:sz w:val="28"/>
           <w:u w:val="none"/>
         </w:rPr>
-        <w:t>На рисунке 1 видно, что все три задачи завершились успешно. На рисунке 2 показана история запусков: pipeline срабатывает на каждый push.</w:t>
+        <w:t>На рисунке 1 видно, что все три задачи завершились успешно, а в Job Summary задачи SAST указано 0 найденных проблем. На рисунке 2 показана история запусков: pipeline срабатывает на каждый push.</w:t>
       </w:r>
     </w:p>
     <w:p>
@@ -2975,7 +2975,7 @@
       <w:r>
         <w:drawing>
           <wp:inline xmlns:a="http://schemas.openxmlformats.org/drawingml/2006/main" xmlns:pic="http://schemas.openxmlformats.org/drawingml/2006/picture">
-            <wp:extent cx="6120000" cy="4590000"/>
+            <wp:extent cx="6120000" cy="3993300"/>
             <wp:docPr id="3" name="Picture 3"/>
             <wp:cNvGraphicFramePr>
               <a:graphicFrameLocks noChangeAspect="1"/>
@@ -2996,7 +2996,7 @@
                   <pic:spPr>
                     <a:xfrm>
                       <a:off x="0" y="0"/>
-                      <a:ext cx="6120000" cy="4590000"/>
+                      <a:ext cx="6120000" cy="3993300"/>
                     </a:xfrm>
                     <a:prstGeom prst="rect"/>
                   </pic:spPr>
@@ -3050,7 +3050,7 @@
       <w:r>
         <w:drawing>
           <wp:inline xmlns:a="http://schemas.openxmlformats.org/drawingml/2006/main" xmlns:pic="http://schemas.openxmlformats.org/drawingml/2006/picture">
-            <wp:extent cx="6120000" cy="3400000"/>
+            <wp:extent cx="6120000" cy="3993300"/>
             <wp:docPr id="4" name="Picture 4"/>
             <wp:cNvGraphicFramePr>
               <a:graphicFrameLocks noChangeAspect="1"/>
@@ -3071,7 +3071,7 @@
                   <pic:spPr>
                     <a:xfrm>
                       <a:off x="0" y="0"/>
-                      <a:ext cx="6120000" cy="3400000"/>
+                      <a:ext cx="6120000" cy="3993300"/>
                     </a:xfrm>
                     <a:prstGeom prst="rect"/>
                   </pic:spPr>
@@ -4030,24 +4030,7 @@
           <w:sz w:val="28"/>
           <w:u w:val="none"/>
         </w:rPr>
-        <w:t>Запуск #54 workflow Build and Security Checks: https://github.com/r4m63/infobez-itmo/actions/runs/36620490824.</w:t>
-      </w:r>
-    </w:p>
-    <w:p>
-      <w:pPr>
-        <w:spacing w:line="360" w:lineRule="auto" w:before="0" w:after="0"/>
-        <w:ind w:firstLine="709"/>
-        <w:jc w:val="both"/>
-      </w:pPr>
-      <w:r>
-        <w:rPr>
-          <w:rFonts w:ascii="Times New Roman" w:hAnsi="Times New Roman" w:cs="Times New Roman" w:eastAsia="Times New Roman"/>
-          <w:b w:val="0"/>
-          <w:i w:val="0"/>
-          <w:sz w:val="28"/>
-          <w:u w:val="none"/>
-        </w:rPr>
-        <w:t>Все успешные запуски: https://github.com/r4m63/infobez-itmo/actions/workflows/ci.yml?query=is%3Asuccess.</w:t>
+        <w:t>Запуск #54 workflow Build and Security Checks: https://github.com/r4m63/infobez-itmo/actions/runs/36620490824/job/109584335296.</w:t>
       </w:r>
     </w:p>
     <w:p>

--- a/docs/report.docx
+++ b/docs/report.docx
@@ -2893,6 +2893,23 @@
     </w:p>
     <w:p>
       <w:pPr>
+        <w:spacing w:line="360" w:lineRule="auto" w:before="0" w:after="0"/>
+        <w:ind w:firstLine="709"/>
+        <w:jc w:val="both"/>
+      </w:pPr>
+      <w:r>
+        <w:rPr>
+          <w:rFonts w:ascii="Times New Roman" w:hAnsi="Times New Roman" w:cs="Times New Roman" w:eastAsia="Times New Roman"/>
+          <w:b w:val="0"/>
+          <w:i w:val="0"/>
+          <w:sz w:val="28"/>
+          <w:u w:val="none"/>
+        </w:rPr>
+        <w:t>На рисунке 1 видно, что все три задачи завершились успешно, а в Job Summary задачи SAST указано 0 найденных проблем.</w:t>
+      </w:r>
+    </w:p>
+    <w:p>
+      <w:pPr>
         <w:spacing w:line="360" w:lineRule="auto" w:before="120" w:after="0"/>
         <w:ind w:firstLine="0"/>
         <w:jc w:val="center"/>
@@ -2900,7 +2917,7 @@
       <w:r>
         <w:drawing>
           <wp:inline xmlns:a="http://schemas.openxmlformats.org/drawingml/2006/main" xmlns:pic="http://schemas.openxmlformats.org/drawingml/2006/picture">
-            <wp:extent cx="6120000" cy="4675000"/>
+            <wp:extent cx="6120000" cy="3993300"/>
             <wp:docPr id="2" name="Picture 2"/>
             <wp:cNvGraphicFramePr>
               <a:graphicFrameLocks noChangeAspect="1"/>
@@ -2909,7 +2926,7 @@
               <a:graphicData uri="http://schemas.openxmlformats.org/drawingml/2006/picture">
                 <pic:pic>
                   <pic:nvPicPr>
-                    <pic:cNvPr id="0" name="02-actions-list.png"/>
+                    <pic:cNvPr id="0" name="04-spotbugs-report.png"/>
                     <pic:cNvPicPr/>
                   </pic:nvPicPr>
                   <pic:blipFill>
@@ -2921,7 +2938,7 @@
                   <pic:spPr>
                     <a:xfrm>
                       <a:off x="0" y="0"/>
-                      <a:ext cx="6120000" cy="4675000"/>
+                      <a:ext cx="6120000" cy="3993300"/>
                     </a:xfrm>
                     <a:prstGeom prst="rect"/>
                   </pic:spPr>
@@ -2946,7 +2963,7 @@
           <w:sz w:val="28"/>
           <w:u w:val="none"/>
         </w:rPr>
-        <w:t>Рисунок 2 — История запусков workflow Build and Security Checks</w:t>
+        <w:t>Рисунок 2 — Отчёт SpotBugs и Find Security Bugs из CI</w:t>
       </w:r>
     </w:p>
     <w:p>
@@ -2963,7 +2980,7 @@
           <w:sz w:val="28"/>
           <w:u w:val="none"/>
         </w:rPr>
-        <w:t>На рисунке 1 видно, что все три задачи завершились успешно, а в Job Summary задачи SAST указано 0 найденных проблем. На рисунке 2 показана история запусков: pipeline срабатывает на каждый push.</w:t>
+        <w:t>На рисунке 2 приведён отчёт SAST: проанализирован 171 строка кода в 9 классах, замечаний высокого и среднего приоритета нет.</w:t>
       </w:r>
     </w:p>
     <w:p>
@@ -2984,7 +3001,7 @@
               <a:graphicData uri="http://schemas.openxmlformats.org/drawingml/2006/picture">
                 <pic:pic>
                   <pic:nvPicPr>
-                    <pic:cNvPr id="0" name="04-spotbugs-report.png"/>
+                    <pic:cNvPr id="0" name="05-dependency-check-report.png"/>
                     <pic:cNvPicPr/>
                   </pic:nvPicPr>
                   <pic:blipFill>
@@ -3021,7 +3038,7 @@
           <w:sz w:val="28"/>
           <w:u w:val="none"/>
         </w:rPr>
-        <w:t>Рисунок 3 — Отчёт SpotBugs и Find Security Bugs из CI</w:t>
+        <w:t>Рисунок 3 — Отчёт OWASP Dependency-Check из CI</w:t>
       </w:r>
     </w:p>
     <w:p>
@@ -3038,82 +3055,7 @@
           <w:sz w:val="28"/>
           <w:u w:val="none"/>
         </w:rPr>
-        <w:t>На рисунке 3 приведён отчёт SAST: проанализирован 171 строка кода в 9 классах, замечаний высокого и среднего приоритета нет.</w:t>
-      </w:r>
-    </w:p>
-    <w:p>
-      <w:pPr>
-        <w:spacing w:line="360" w:lineRule="auto" w:before="120" w:after="0"/>
-        <w:ind w:firstLine="0"/>
-        <w:jc w:val="center"/>
-      </w:pPr>
-      <w:r>
-        <w:drawing>
-          <wp:inline xmlns:a="http://schemas.openxmlformats.org/drawingml/2006/main" xmlns:pic="http://schemas.openxmlformats.org/drawingml/2006/picture">
-            <wp:extent cx="6120000" cy="3993300"/>
-            <wp:docPr id="4" name="Picture 4"/>
-            <wp:cNvGraphicFramePr>
-              <a:graphicFrameLocks noChangeAspect="1"/>
-            </wp:cNvGraphicFramePr>
-            <a:graphic>
-              <a:graphicData uri="http://schemas.openxmlformats.org/drawingml/2006/picture">
-                <pic:pic>
-                  <pic:nvPicPr>
-                    <pic:cNvPr id="0" name="05-dependency-check-report.png"/>
-                    <pic:cNvPicPr/>
-                  </pic:nvPicPr>
-                  <pic:blipFill>
-                    <a:blip r:embed="rId15"/>
-                    <a:stretch>
-                      <a:fillRect/>
-                    </a:stretch>
-                  </pic:blipFill>
-                  <pic:spPr>
-                    <a:xfrm>
-                      <a:off x="0" y="0"/>
-                      <a:ext cx="6120000" cy="3993300"/>
-                    </a:xfrm>
-                    <a:prstGeom prst="rect"/>
-                  </pic:spPr>
-                </pic:pic>
-              </a:graphicData>
-            </a:graphic>
-          </wp:inline>
-        </w:drawing>
-      </w:r>
-    </w:p>
-    <w:p>
-      <w:pPr>
-        <w:spacing w:line="360" w:lineRule="auto" w:before="0" w:after="120"/>
-        <w:ind w:firstLine="0"/>
-        <w:jc w:val="center"/>
-      </w:pPr>
-      <w:r>
-        <w:rPr>
-          <w:rFonts w:ascii="Times New Roman" w:hAnsi="Times New Roman" w:cs="Times New Roman" w:eastAsia="Times New Roman"/>
-          <w:b w:val="0"/>
-          <w:i w:val="0"/>
-          <w:sz w:val="28"/>
-          <w:u w:val="none"/>
-        </w:rPr>
-        <w:t>Рисунок 4 — Отчёт OWASP Dependency-Check из CI</w:t>
-      </w:r>
-    </w:p>
-    <w:p>
-      <w:pPr>
-        <w:spacing w:line="360" w:lineRule="auto" w:before="0" w:after="0"/>
-        <w:ind w:firstLine="709"/>
-        <w:jc w:val="both"/>
-      </w:pPr>
-      <w:r>
-        <w:rPr>
-          <w:rFonts w:ascii="Times New Roman" w:hAnsi="Times New Roman" w:cs="Times New Roman" w:eastAsia="Times New Roman"/>
-          <w:b w:val="0"/>
-          <w:i w:val="0"/>
-          <w:sz w:val="28"/>
-          <w:u w:val="none"/>
-        </w:rPr>
-        <w:t>На рисунке 4 приведён отчёт SCA: проверено 95 зависимостей (49 уникальных), уязвимых зависимостей 0.</w:t>
+        <w:t>На рисунке 3 приведён отчёт SCA: проверено 95 зависимостей (49 уникальных), уязвимых зависимостей 0.</w:t>
       </w:r>
     </w:p>
     <w:p>

--- a/docs/report.docx
+++ b/docs/report.docx
@@ -2,22 +2,6 @@
 <file path=word/document.xml><?xml version="1.0" encoding="utf-8"?>
 <w:document xmlns:wpc="http://schemas.microsoft.com/office/word/2010/wordprocessingCanvas" xmlns:mo="http://schemas.microsoft.com/office/mac/office/2008/main" xmlns:mc="http://schemas.openxmlformats.org/markup-compatibility/2006" xmlns:mv="urn:schemas-microsoft-com:mac:vml" xmlns:o="urn:schemas-microsoft-com:office:office" xmlns:r="http://schemas.openxmlformats.org/officeDocument/2006/relationships" xmlns:m="http://schemas.openxmlformats.org/officeDocument/2006/math" xmlns:v="urn:schemas-microsoft-com:vml" xmlns:wp14="http://schemas.microsoft.com/office/word/2010/wordprocessingDrawing" xmlns:wp="http://schemas.openxmlformats.org/drawingml/2006/wordprocessingDrawing" xmlns:w10="urn:schemas-microsoft-com:office:word" xmlns:w="http://schemas.openxmlformats.org/wordprocessingml/2006/main" xmlns:w14="http://schemas.microsoft.com/office/word/2010/wordml" xmlns:wpg="http://schemas.microsoft.com/office/word/2010/wordprocessingGroup" xmlns:wpi="http://schemas.microsoft.com/office/word/2010/wordprocessingInk" xmlns:wne="http://schemas.microsoft.com/office/word/2006/wordml" xmlns:wps="http://schemas.microsoft.com/office/word/2010/wordprocessingShape" mc:Ignorable="w14 wp14">
   <w:body>
-    <w:p>
-      <w:pPr>
-        <w:spacing w:line="360" w:lineRule="auto" w:before="0" w:after="0"/>
-        <w:jc w:val="center"/>
-      </w:pPr>
-      <w:r>
-        <w:rPr>
-          <w:rFonts w:ascii="Times New Roman" w:hAnsi="Times New Roman" w:cs="Times New Roman" w:eastAsia="Times New Roman"/>
-          <w:b w:val="0"/>
-          <w:i w:val="0"/>
-          <w:sz w:val="28"/>
-          <w:u w:val="none"/>
-        </w:rPr>
-        <w:t>Министерство науки и высшего образования Российской Федерации</w:t>
-      </w:r>
-    </w:p>
     <w:p>
       <w:pPr>
         <w:spacing w:line="360" w:lineRule="auto" w:before="0" w:after="0"/>
@@ -121,7 +105,7 @@
           <w:sz w:val="36"/>
           <w:u w:val="none"/>
         </w:rPr>
-        <w:t>Работа 1</w:t>
+        <w:t>Работа 1:</w:t>
       </w:r>
     </w:p>
     <w:p>
@@ -137,7 +121,9 @@
           <w:sz w:val="36"/>
           <w:u w:val="none"/>
         </w:rPr>
-        <w:t>Разработка защищенного REST API с интеграцией в CI/CD</w:t>
+        <w:t>Разработка защищенного REST API</w:t>
+        <w:br/>
+        <w:t>с интеграцией в CI/CD</w:t>
       </w:r>
     </w:p>
     <w:p>
@@ -245,29 +231,6 @@
                 <w:sz w:val="28"/>
                 <w:u w:val="none"/>
               </w:rPr>
-              <w:t>Санкт-Петербург</w:t>
-            </w:r>
-          </w:p>
-        </w:tc>
-      </w:tr>
-      <w:tr>
-        <w:tc>
-          <w:tcPr>
-            <w:tcW w:type="dxa" w:w="9071"/>
-          </w:tcPr>
-          <w:p>
-            <w:pPr>
-              <w:spacing w:line="360" w:lineRule="auto" w:before="0" w:after="0"/>
-              <w:jc w:val="center"/>
-            </w:pPr>
-            <w:r>
-              <w:rPr>
-                <w:rFonts w:ascii="Times New Roman" w:hAnsi="Times New Roman" w:cs="Times New Roman" w:eastAsia="Times New Roman"/>
-                <w:b w:val="0"/>
-                <w:i w:val="0"/>
-                <w:sz w:val="28"/>
-                <w:u w:val="none"/>
-              </w:rPr>
               <w:t>2026</w:t>
             </w:r>
           </w:p>
@@ -286,194 +249,6 @@
           <w:docGrid w:linePitch="360"/>
         </w:sectPr>
       </w:pPr>
-    </w:p>
-    <w:p>
-      <w:pPr>
-        <w:spacing w:line="360" w:lineRule="auto" w:before="0" w:after="240"/>
-        <w:jc w:val="center"/>
-      </w:pPr>
-      <w:r>
-        <w:rPr>
-          <w:rFonts w:ascii="Times New Roman" w:hAnsi="Times New Roman" w:cs="Times New Roman" w:eastAsia="Times New Roman"/>
-          <w:b/>
-          <w:i w:val="0"/>
-          <w:sz w:val="32"/>
-          <w:u w:val="none"/>
-        </w:rPr>
-        <w:t>ОГЛАВЛЕНИЕ</w:t>
-      </w:r>
-    </w:p>
-    <w:p>
-      <w:r>
-        <w:rPr>
-          <w:rFonts w:ascii="Times New Roman" w:hAnsi="Times New Roman" w:cs="Times New Roman" w:eastAsia="Times New Roman"/>
-          <w:b w:val="0"/>
-          <w:i w:val="0"/>
-          <w:sz w:val="28"/>
-          <w:u w:val="none"/>
-        </w:rPr>
-        <w:fldChar w:fldCharType="begin"/>
-        <w:instrText xml:space="preserve"> TOC \o "1-3" \h \z \u </w:instrText>
-        <w:fldChar w:fldCharType="separate"/>
-        <w:r>
-          <w:t>Оглавление будет сформировано автоматически при обновлении поля (ПКМ → «Обновить поле»)</w:t>
-        </w:r>
-        <w:fldChar w:fldCharType="end"/>
-      </w:r>
-    </w:p>
-    <w:p>
-      <w:r>
-        <w:br w:type="page"/>
-      </w:r>
-    </w:p>
-    <w:p>
-      <w:pPr>
-        <w:pStyle w:val="Heading1"/>
-      </w:pPr>
-      <w:r>
-        <w:rPr>
-          <w:rFonts w:ascii="Times New Roman" w:hAnsi="Times New Roman" w:cs="Times New Roman" w:eastAsia="Times New Roman"/>
-          <w:b/>
-          <w:i w:val="0"/>
-          <w:sz w:val="32"/>
-          <w:u w:val="none"/>
-        </w:rPr>
-        <w:t>ВВЕДЕНИЕ</w:t>
-      </w:r>
-    </w:p>
-    <w:p>
-      <w:pPr>
-        <w:spacing w:line="360" w:lineRule="auto" w:before="0" w:after="0"/>
-        <w:ind w:firstLine="709"/>
-        <w:jc w:val="both"/>
-      </w:pPr>
-      <w:r>
-        <w:rPr>
-          <w:rFonts w:ascii="Times New Roman" w:hAnsi="Times New Roman" w:cs="Times New Roman" w:eastAsia="Times New Roman"/>
-          <w:b w:val="0"/>
-          <w:i w:val="0"/>
-          <w:sz w:val="28"/>
-          <w:u w:val="none"/>
-        </w:rPr>
-        <w:t>Цель работы: получить практический опыт разработки безопасного backend-приложения с автоматической проверкой кода на уязвимости, освоить защиту от рисков OWASP Top 10 и встроить инструменты безопасности в процесс разработки.</w:t>
-      </w:r>
-    </w:p>
-    <w:p>
-      <w:pPr>
-        <w:spacing w:line="360" w:lineRule="auto" w:before="0" w:after="0"/>
-        <w:ind w:firstLine="709"/>
-        <w:jc w:val="both"/>
-      </w:pPr>
-      <w:r>
-        <w:rPr>
-          <w:rFonts w:ascii="Times New Roman" w:hAnsi="Times New Roman" w:cs="Times New Roman" w:eastAsia="Times New Roman"/>
-          <w:b w:val="0"/>
-          <w:i w:val="0"/>
-          <w:sz w:val="28"/>
-          <w:u w:val="none"/>
-        </w:rPr>
-        <w:t>Задачи:</w:t>
-      </w:r>
-    </w:p>
-    <w:p>
-      <w:pPr>
-        <w:spacing w:line="360" w:lineRule="auto" w:after="0"/>
-        <w:numPr>
-          <w:ilvl w:val="0"/>
-          <w:numId w:val="100"/>
-        </w:numPr>
-      </w:pPr>
-      <w:r>
-        <w:rPr>
-          <w:rFonts w:ascii="Times New Roman" w:hAnsi="Times New Roman" w:cs="Times New Roman" w:eastAsia="Times New Roman"/>
-          <w:b w:val="0"/>
-          <w:i w:val="0"/>
-          <w:sz w:val="28"/>
-          <w:u w:val="none"/>
-        </w:rPr>
-        <w:t>Создать проект на Java (Maven), связать его с публичным репозиторием GitHub.</w:t>
-      </w:r>
-    </w:p>
-    <w:p>
-      <w:pPr>
-        <w:spacing w:line="360" w:lineRule="auto" w:after="0"/>
-        <w:numPr>
-          <w:ilvl w:val="0"/>
-          <w:numId w:val="100"/>
-        </w:numPr>
-      </w:pPr>
-      <w:r>
-        <w:rPr>
-          <w:rFonts w:ascii="Times New Roman" w:hAnsi="Times New Roman" w:cs="Times New Roman" w:eastAsia="Times New Roman"/>
-          <w:b w:val="0"/>
-          <w:i w:val="0"/>
-          <w:sz w:val="28"/>
-          <w:u w:val="none"/>
-        </w:rPr>
-        <w:t>Реализовать три метода API: вход POST /auth/login, получение данных GET /api/data и собственный метод POST /api/posts.</w:t>
-      </w:r>
-    </w:p>
-    <w:p>
-      <w:pPr>
-        <w:spacing w:line="360" w:lineRule="auto" w:after="0"/>
-        <w:numPr>
-          <w:ilvl w:val="0"/>
-          <w:numId w:val="100"/>
-        </w:numPr>
-      </w:pPr>
-      <w:r>
-        <w:rPr>
-          <w:rFonts w:ascii="Times New Roman" w:hAnsi="Times New Roman" w:cs="Times New Roman" w:eastAsia="Times New Roman"/>
-          <w:b w:val="0"/>
-          <w:i w:val="0"/>
-          <w:sz w:val="28"/>
-          <w:u w:val="none"/>
-        </w:rPr>
-        <w:t>Защитить API от SQL-инъекций, XSS и ошибок аутентификации: JWT, middleware проверки токена, хэширование паролей bcrypt.</w:t>
-      </w:r>
-    </w:p>
-    <w:p>
-      <w:pPr>
-        <w:spacing w:line="360" w:lineRule="auto" w:after="0"/>
-        <w:numPr>
-          <w:ilvl w:val="0"/>
-          <w:numId w:val="100"/>
-        </w:numPr>
-      </w:pPr>
-      <w:r>
-        <w:rPr>
-          <w:rFonts w:ascii="Times New Roman" w:hAnsi="Times New Roman" w:cs="Times New Roman" w:eastAsia="Times New Roman"/>
-          <w:b w:val="0"/>
-          <w:i w:val="0"/>
-          <w:sz w:val="28"/>
-          <w:u w:val="none"/>
-        </w:rPr>
-        <w:t>Настроить GitHub Actions с SAST (SpotBugs) и SCA (OWASP Dependency-Check), запускаемыми на каждый push и pull request.</w:t>
-      </w:r>
-    </w:p>
-    <w:p>
-      <w:pPr>
-        <w:spacing w:line="360" w:lineRule="auto" w:after="0"/>
-        <w:numPr>
-          <w:ilvl w:val="0"/>
-          <w:numId w:val="100"/>
-        </w:numPr>
-      </w:pPr>
-      <w:r>
-        <w:rPr>
-          <w:rFonts w:ascii="Times New Roman" w:hAnsi="Times New Roman" w:cs="Times New Roman" w:eastAsia="Times New Roman"/>
-          <w:b w:val="0"/>
-          <w:i w:val="0"/>
-          <w:sz w:val="28"/>
-          <w:u w:val="none"/>
-        </w:rPr>
-        <w:t>Проверить работу API через curl и зафиксировать отчёты сканеров.</w:t>
-      </w:r>
-    </w:p>
-    <w:p>
-      <w:r>
-        <w:br w:type="page"/>
-      </w:r>
     </w:p>
     <w:p>
       <w:pPr>
@@ -508,23 +283,6 @@
       </w:r>
     </w:p>
     <w:p>
-      <w:pPr>
-        <w:spacing w:line="360" w:lineRule="auto" w:before="0" w:after="0"/>
-        <w:ind w:firstLine="709"/>
-        <w:jc w:val="both"/>
-      </w:pPr>
-      <w:r>
-        <w:rPr>
-          <w:rFonts w:ascii="Times New Roman" w:hAnsi="Times New Roman" w:cs="Times New Roman" w:eastAsia="Times New Roman"/>
-          <w:b w:val="0"/>
-          <w:i w:val="0"/>
-          <w:sz w:val="28"/>
-          <w:u w:val="none"/>
-        </w:rPr>
-        <w:t>Файл README.md в корне репозитория содержит описание API, мер защиты, pipeline и скриншоты отчётов. Ниже приведено его содержание.</w:t>
-      </w:r>
-    </w:p>
-    <w:p>
       <w:r>
         <w:br w:type="page"/>
       </w:r>
@@ -541,7 +299,62 @@
           <w:sz w:val="32"/>
           <w:u w:val="none"/>
         </w:rPr>
-        <w:t>ОПИСАНИЕ ПРОЕКТА И API</w:t>
+        <w:t>ТЕКСТ ФАЙЛА README.MD</w:t>
+      </w:r>
+    </w:p>
+    <w:p>
+      <w:pPr>
+        <w:spacing w:line="360" w:lineRule="auto" w:before="0" w:after="0"/>
+        <w:ind w:firstLine="709"/>
+        <w:jc w:val="both"/>
+      </w:pPr>
+      <w:r>
+        <w:rPr>
+          <w:rFonts w:ascii="Times New Roman" w:hAnsi="Times New Roman" w:cs="Times New Roman" w:eastAsia="Times New Roman"/>
+          <w:b w:val="0"/>
+          <w:i w:val="0"/>
+          <w:sz w:val="28"/>
+          <w:u w:val="none"/>
+        </w:rPr>
+        <w:t>REST API на Java 25 + Spring Boot 4.1.1 (Maven). Данные хранятся в H2 в памяти, доступ к БД через Hibernate (JPA). Реализована защита от SQL-инъекций и XSS, аутентификация по JWT с хэшированием паролей bcrypt. При каждом push и pull_request GitHub Actions запускает SAST (SpotBugs) и SCA (OWASP Dependency-Check).</w:t>
+      </w:r>
+    </w:p>
+    <w:p>
+      <w:pPr>
+        <w:spacing w:line="360" w:lineRule="auto" w:after="0"/>
+        <w:numPr>
+          <w:ilvl w:val="0"/>
+          <w:numId w:val="100"/>
+        </w:numPr>
+      </w:pPr>
+      <w:r>
+        <w:rPr>
+          <w:rFonts w:ascii="Times New Roman" w:hAnsi="Times New Roman" w:cs="Times New Roman" w:eastAsia="Times New Roman"/>
+          <w:b w:val="0"/>
+          <w:i w:val="0"/>
+          <w:sz w:val="28"/>
+          <w:u w:val="none"/>
+        </w:rPr>
+        <w:t>Репозиторий: https://github.com/r4m63/infobez-itmo</w:t>
+      </w:r>
+    </w:p>
+    <w:p>
+      <w:pPr>
+        <w:spacing w:line="360" w:lineRule="auto" w:after="0"/>
+        <w:numPr>
+          <w:ilvl w:val="0"/>
+          <w:numId w:val="100"/>
+        </w:numPr>
+      </w:pPr>
+      <w:r>
+        <w:rPr>
+          <w:rFonts w:ascii="Times New Roman" w:hAnsi="Times New Roman" w:cs="Times New Roman" w:eastAsia="Times New Roman"/>
+          <w:b w:val="0"/>
+          <w:i w:val="0"/>
+          <w:sz w:val="28"/>
+          <w:u w:val="none"/>
+        </w:rPr>
+        <w:t>Последний успешный запуск pipeline: https://github.com/r4m63/infobez-itmo/actions/runs/36620490824/job/109584335296</w:t>
       </w:r>
     </w:p>
     <w:p>
@@ -556,7 +369,24 @@
           <w:sz w:val="30"/>
           <w:u w:val="none"/>
         </w:rPr>
-        <w:t>Стек</w:t>
+        <w:t>API</w:t>
+      </w:r>
+    </w:p>
+    <w:p>
+      <w:pPr>
+        <w:spacing w:line="360" w:lineRule="auto" w:before="0" w:after="0"/>
+        <w:ind w:firstLine="709"/>
+        <w:jc w:val="both"/>
+      </w:pPr>
+      <w:r>
+        <w:rPr>
+          <w:rFonts w:ascii="Times New Roman" w:hAnsi="Times New Roman" w:cs="Times New Roman" w:eastAsia="Times New Roman"/>
+          <w:b w:val="0"/>
+          <w:i w:val="0"/>
+          <w:sz w:val="28"/>
+          <w:u w:val="none"/>
+        </w:rPr>
+        <w:t>Запуск: ./mvnw spring-boot:run, приложение слушает http://localhost:8080. Учебные пользователи: admin / admin-password и user / user-password.</w:t>
       </w:r>
     </w:p>
     <w:p>
@@ -573,481 +403,7 @@
           <w:sz w:val="28"/>
           <w:u w:val="none"/>
         </w:rPr>
-        <w:t>Таблица 1 — Стек проекта</w:t>
-      </w:r>
-    </w:p>
-    <w:tbl>
-      <w:tblPr>
-        <w:tblStyle w:val="TableGrid"/>
-        <w:tblW w:type="auto" w:w="0"/>
-        <w:tblLook w:firstColumn="1" w:firstRow="1" w:lastColumn="0" w:lastRow="0" w:noHBand="0" w:noVBand="1" w:val="04A0"/>
-      </w:tblPr>
-      <w:tblGrid>
-        <w:gridCol w:w="4819"/>
-        <w:gridCol w:w="4819"/>
-      </w:tblGrid>
-      <w:tr>
-        <w:tc>
-          <w:tcPr>
-            <w:tcW w:type="dxa" w:w="4819"/>
-          </w:tcPr>
-          <w:p>
-            <w:pPr>
-              <w:spacing w:line="276" w:lineRule="auto"/>
-              <w:ind w:firstLine="0"/>
-            </w:pPr>
-            <w:r/>
-            <w:r>
-              <w:rPr>
-                <w:rFonts w:ascii="Times New Roman" w:hAnsi="Times New Roman" w:cs="Times New Roman" w:eastAsia="Times New Roman"/>
-                <w:b/>
-                <w:i w:val="0"/>
-                <w:sz w:val="28"/>
-                <w:u w:val="none"/>
-              </w:rPr>
-              <w:t>Компонент</w:t>
-            </w:r>
-          </w:p>
-        </w:tc>
-        <w:tc>
-          <w:tcPr>
-            <w:tcW w:type="dxa" w:w="4819"/>
-          </w:tcPr>
-          <w:p>
-            <w:pPr>
-              <w:spacing w:line="276" w:lineRule="auto"/>
-              <w:ind w:firstLine="0"/>
-            </w:pPr>
-            <w:r/>
-            <w:r>
-              <w:rPr>
-                <w:rFonts w:ascii="Times New Roman" w:hAnsi="Times New Roman" w:cs="Times New Roman" w:eastAsia="Times New Roman"/>
-                <w:b/>
-                <w:i w:val="0"/>
-                <w:sz w:val="28"/>
-                <w:u w:val="none"/>
-              </w:rPr>
-              <w:t>Технология</w:t>
-            </w:r>
-          </w:p>
-        </w:tc>
-      </w:tr>
-      <w:tr>
-        <w:tc>
-          <w:tcPr>
-            <w:tcW w:type="dxa" w:w="4819"/>
-          </w:tcPr>
-          <w:p>
-            <w:pPr>
-              <w:spacing w:line="276" w:lineRule="auto"/>
-              <w:ind w:firstLine="0"/>
-            </w:pPr>
-            <w:r/>
-            <w:r>
-              <w:rPr>
-                <w:rFonts w:ascii="Times New Roman" w:hAnsi="Times New Roman" w:cs="Times New Roman" w:eastAsia="Times New Roman"/>
-                <w:b w:val="0"/>
-                <w:i w:val="0"/>
-                <w:sz w:val="28"/>
-                <w:u w:val="none"/>
-              </w:rPr>
-              <w:t>Язык и сборка</w:t>
-            </w:r>
-          </w:p>
-        </w:tc>
-        <w:tc>
-          <w:tcPr>
-            <w:tcW w:type="dxa" w:w="4819"/>
-          </w:tcPr>
-          <w:p>
-            <w:pPr>
-              <w:spacing w:line="276" w:lineRule="auto"/>
-              <w:ind w:firstLine="0"/>
-            </w:pPr>
-            <w:r/>
-            <w:r>
-              <w:rPr>
-                <w:rFonts w:ascii="Times New Roman" w:hAnsi="Times New Roman" w:cs="Times New Roman" w:eastAsia="Times New Roman"/>
-                <w:b w:val="0"/>
-                <w:i w:val="0"/>
-                <w:sz w:val="28"/>
-                <w:u w:val="none"/>
-              </w:rPr>
-              <w:t>Java 25, Maven (wrapper ./mvnw)</w:t>
-            </w:r>
-          </w:p>
-        </w:tc>
-      </w:tr>
-      <w:tr>
-        <w:tc>
-          <w:tcPr>
-            <w:tcW w:type="dxa" w:w="4819"/>
-          </w:tcPr>
-          <w:p>
-            <w:pPr>
-              <w:spacing w:line="276" w:lineRule="auto"/>
-              <w:ind w:firstLine="0"/>
-            </w:pPr>
-            <w:r/>
-            <w:r>
-              <w:rPr>
-                <w:rFonts w:ascii="Times New Roman" w:hAnsi="Times New Roman" w:cs="Times New Roman" w:eastAsia="Times New Roman"/>
-                <w:b w:val="0"/>
-                <w:i w:val="0"/>
-                <w:sz w:val="28"/>
-                <w:u w:val="none"/>
-              </w:rPr>
-              <w:t>Фреймворк</w:t>
-            </w:r>
-          </w:p>
-        </w:tc>
-        <w:tc>
-          <w:tcPr>
-            <w:tcW w:type="dxa" w:w="4819"/>
-          </w:tcPr>
-          <w:p>
-            <w:pPr>
-              <w:spacing w:line="276" w:lineRule="auto"/>
-              <w:ind w:firstLine="0"/>
-            </w:pPr>
-            <w:r/>
-            <w:r>
-              <w:rPr>
-                <w:rFonts w:ascii="Times New Roman" w:hAnsi="Times New Roman" w:cs="Times New Roman" w:eastAsia="Times New Roman"/>
-                <w:b w:val="0"/>
-                <w:i w:val="0"/>
-                <w:sz w:val="28"/>
-                <w:u w:val="none"/>
-              </w:rPr>
-              <w:t>Spring Boot 4.1.1: Web, Security, OAuth2 Resource Server, Data JPA, Validation</w:t>
-            </w:r>
-          </w:p>
-        </w:tc>
-      </w:tr>
-      <w:tr>
-        <w:tc>
-          <w:tcPr>
-            <w:tcW w:type="dxa" w:w="4819"/>
-          </w:tcPr>
-          <w:p>
-            <w:pPr>
-              <w:spacing w:line="276" w:lineRule="auto"/>
-              <w:ind w:firstLine="0"/>
-            </w:pPr>
-            <w:r/>
-            <w:r>
-              <w:rPr>
-                <w:rFonts w:ascii="Times New Roman" w:hAnsi="Times New Roman" w:cs="Times New Roman" w:eastAsia="Times New Roman"/>
-                <w:b w:val="0"/>
-                <w:i w:val="0"/>
-                <w:sz w:val="28"/>
-                <w:u w:val="none"/>
-              </w:rPr>
-              <w:t>База данных</w:t>
-            </w:r>
-          </w:p>
-        </w:tc>
-        <w:tc>
-          <w:tcPr>
-            <w:tcW w:type="dxa" w:w="4819"/>
-          </w:tcPr>
-          <w:p>
-            <w:pPr>
-              <w:spacing w:line="276" w:lineRule="auto"/>
-              <w:ind w:firstLine="0"/>
-            </w:pPr>
-            <w:r/>
-            <w:r>
-              <w:rPr>
-                <w:rFonts w:ascii="Times New Roman" w:hAnsi="Times New Roman" w:cs="Times New Roman" w:eastAsia="Times New Roman"/>
-                <w:b w:val="0"/>
-                <w:i w:val="0"/>
-                <w:sz w:val="28"/>
-                <w:u w:val="none"/>
-              </w:rPr>
-              <w:t>H2 в памяти, доступ через Hibernate (JPA)</w:t>
-            </w:r>
-          </w:p>
-        </w:tc>
-      </w:tr>
-      <w:tr>
-        <w:tc>
-          <w:tcPr>
-            <w:tcW w:type="dxa" w:w="4819"/>
-          </w:tcPr>
-          <w:p>
-            <w:pPr>
-              <w:spacing w:line="276" w:lineRule="auto"/>
-              <w:ind w:firstLine="0"/>
-            </w:pPr>
-            <w:r/>
-            <w:r>
-              <w:rPr>
-                <w:rFonts w:ascii="Times New Roman" w:hAnsi="Times New Roman" w:cs="Times New Roman" w:eastAsia="Times New Roman"/>
-                <w:b w:val="0"/>
-                <w:i w:val="0"/>
-                <w:sz w:val="28"/>
-                <w:u w:val="none"/>
-              </w:rPr>
-              <w:t>Токены</w:t>
-            </w:r>
-          </w:p>
-        </w:tc>
-        <w:tc>
-          <w:tcPr>
-            <w:tcW w:type="dxa" w:w="4819"/>
-          </w:tcPr>
-          <w:p>
-            <w:pPr>
-              <w:spacing w:line="276" w:lineRule="auto"/>
-              <w:ind w:firstLine="0"/>
-            </w:pPr>
-            <w:r/>
-            <w:r>
-              <w:rPr>
-                <w:rFonts w:ascii="Times New Roman" w:hAnsi="Times New Roman" w:cs="Times New Roman" w:eastAsia="Times New Roman"/>
-                <w:b w:val="0"/>
-                <w:i w:val="0"/>
-                <w:sz w:val="28"/>
-                <w:u w:val="none"/>
-              </w:rPr>
-              <w:t>JWT, алгоритм HS256 (Nimbus JOSE)</w:t>
-            </w:r>
-          </w:p>
-        </w:tc>
-      </w:tr>
-      <w:tr>
-        <w:tc>
-          <w:tcPr>
-            <w:tcW w:type="dxa" w:w="4819"/>
-          </w:tcPr>
-          <w:p>
-            <w:pPr>
-              <w:spacing w:line="276" w:lineRule="auto"/>
-              <w:ind w:firstLine="0"/>
-            </w:pPr>
-            <w:r/>
-            <w:r>
-              <w:rPr>
-                <w:rFonts w:ascii="Times New Roman" w:hAnsi="Times New Roman" w:cs="Times New Roman" w:eastAsia="Times New Roman"/>
-                <w:b w:val="0"/>
-                <w:i w:val="0"/>
-                <w:sz w:val="28"/>
-                <w:u w:val="none"/>
-              </w:rPr>
-              <w:t>Хэширование паролей</w:t>
-            </w:r>
-          </w:p>
-        </w:tc>
-        <w:tc>
-          <w:tcPr>
-            <w:tcW w:type="dxa" w:w="4819"/>
-          </w:tcPr>
-          <w:p>
-            <w:pPr>
-              <w:spacing w:line="276" w:lineRule="auto"/>
-              <w:ind w:firstLine="0"/>
-            </w:pPr>
-            <w:r/>
-            <w:r>
-              <w:rPr>
-                <w:rFonts w:ascii="Times New Roman" w:hAnsi="Times New Roman" w:cs="Times New Roman" w:eastAsia="Times New Roman"/>
-                <w:b w:val="0"/>
-                <w:i w:val="0"/>
-                <w:sz w:val="28"/>
-                <w:u w:val="none"/>
-              </w:rPr>
-              <w:t>bcrypt, cost 12</w:t>
-            </w:r>
-          </w:p>
-        </w:tc>
-      </w:tr>
-      <w:tr>
-        <w:tc>
-          <w:tcPr>
-            <w:tcW w:type="dxa" w:w="4819"/>
-          </w:tcPr>
-          <w:p>
-            <w:pPr>
-              <w:spacing w:line="276" w:lineRule="auto"/>
-              <w:ind w:firstLine="0"/>
-            </w:pPr>
-            <w:r/>
-            <w:r>
-              <w:rPr>
-                <w:rFonts w:ascii="Times New Roman" w:hAnsi="Times New Roman" w:cs="Times New Roman" w:eastAsia="Times New Roman"/>
-                <w:b w:val="0"/>
-                <w:i w:val="0"/>
-                <w:sz w:val="28"/>
-                <w:u w:val="none"/>
-              </w:rPr>
-              <w:t>SAST</w:t>
-            </w:r>
-          </w:p>
-        </w:tc>
-        <w:tc>
-          <w:tcPr>
-            <w:tcW w:type="dxa" w:w="4819"/>
-          </w:tcPr>
-          <w:p>
-            <w:pPr>
-              <w:spacing w:line="276" w:lineRule="auto"/>
-              <w:ind w:firstLine="0"/>
-            </w:pPr>
-            <w:r/>
-            <w:r>
-              <w:rPr>
-                <w:rFonts w:ascii="Times New Roman" w:hAnsi="Times New Roman" w:cs="Times New Roman" w:eastAsia="Times New Roman"/>
-                <w:b w:val="0"/>
-                <w:i w:val="0"/>
-                <w:sz w:val="28"/>
-                <w:u w:val="none"/>
-              </w:rPr>
-              <w:t>SpotBugs 4.9.6 и Find Security Bugs 1.14.0</w:t>
-            </w:r>
-          </w:p>
-        </w:tc>
-      </w:tr>
-      <w:tr>
-        <w:tc>
-          <w:tcPr>
-            <w:tcW w:type="dxa" w:w="4819"/>
-          </w:tcPr>
-          <w:p>
-            <w:pPr>
-              <w:spacing w:line="276" w:lineRule="auto"/>
-              <w:ind w:firstLine="0"/>
-            </w:pPr>
-            <w:r/>
-            <w:r>
-              <w:rPr>
-                <w:rFonts w:ascii="Times New Roman" w:hAnsi="Times New Roman" w:cs="Times New Roman" w:eastAsia="Times New Roman"/>
-                <w:b w:val="0"/>
-                <w:i w:val="0"/>
-                <w:sz w:val="28"/>
-                <w:u w:val="none"/>
-              </w:rPr>
-              <w:t>SCA</w:t>
-            </w:r>
-          </w:p>
-        </w:tc>
-        <w:tc>
-          <w:tcPr>
-            <w:tcW w:type="dxa" w:w="4819"/>
-          </w:tcPr>
-          <w:p>
-            <w:pPr>
-              <w:spacing w:line="276" w:lineRule="auto"/>
-              <w:ind w:firstLine="0"/>
-            </w:pPr>
-            <w:r/>
-            <w:r>
-              <w:rPr>
-                <w:rFonts w:ascii="Times New Roman" w:hAnsi="Times New Roman" w:cs="Times New Roman" w:eastAsia="Times New Roman"/>
-                <w:b w:val="0"/>
-                <w:i w:val="0"/>
-                <w:sz w:val="28"/>
-                <w:u w:val="none"/>
-              </w:rPr>
-              <w:t>OWASP Dependency-Check 12.2.2</w:t>
-            </w:r>
-          </w:p>
-        </w:tc>
-      </w:tr>
-    </w:tbl>
-    <w:p>
-      <w:pPr>
-        <w:spacing w:line="360" w:lineRule="auto" w:before="0" w:after="0"/>
-        <w:ind w:firstLine="709"/>
-        <w:jc w:val="both"/>
-      </w:pPr>
-      <w:r>
-        <w:rPr>
-          <w:rFonts w:ascii="Times New Roman" w:hAnsi="Times New Roman" w:cs="Times New Roman" w:eastAsia="Times New Roman"/>
-          <w:b w:val="0"/>
-          <w:i w:val="0"/>
-          <w:sz w:val="28"/>
-          <w:u w:val="none"/>
-        </w:rPr>
-        <w:t>Используемые технологии перечислены в таблице 1. Логика API находится в классе ApiController, правила доступа и проверка JWT в SecurityConfig, хранение постов в сущности Post и репозитории PostRepository.</w:t>
-      </w:r>
-    </w:p>
-    <w:p>
-      <w:pPr>
-        <w:pStyle w:val="Heading2"/>
-      </w:pPr>
-      <w:r>
-        <w:rPr>
-          <w:rFonts w:ascii="Times New Roman" w:hAnsi="Times New Roman" w:cs="Times New Roman" w:eastAsia="Times New Roman"/>
-          <w:b/>
-          <w:i w:val="0"/>
-          <w:sz w:val="30"/>
-          <w:u w:val="none"/>
-        </w:rPr>
-        <w:t>Запуск</w:t>
-      </w:r>
-    </w:p>
-    <w:p>
-      <w:pPr>
-        <w:spacing w:line="240" w:lineRule="auto" w:before="0" w:after="0"/>
-        <w:ind w:left="283" w:firstLine="0"/>
-        <w:jc w:val="left"/>
-      </w:pPr>
-      <w:r>
-        <w:rPr>
-          <w:rFonts w:ascii="Courier New" w:hAnsi="Courier New" w:cs="Courier New" w:eastAsia="Courier New"/>
-          <w:sz w:val="22"/>
-        </w:rPr>
-        <w:t>./mvnw spring-boot:run</w:t>
-      </w:r>
-    </w:p>
-    <w:p>
-      <w:pPr>
-        <w:spacing w:line="360" w:lineRule="auto" w:before="0" w:after="0"/>
-        <w:ind w:firstLine="709"/>
-        <w:jc w:val="both"/>
-      </w:pPr>
-      <w:r>
-        <w:rPr>
-          <w:rFonts w:ascii="Times New Roman" w:hAnsi="Times New Roman" w:cs="Times New Roman" w:eastAsia="Times New Roman"/>
-          <w:b w:val="0"/>
-          <w:i w:val="0"/>
-          <w:sz w:val="28"/>
-          <w:u w:val="none"/>
-        </w:rPr>
-        <w:t>Приложение слушает порт 8080. Данные H2 хранятся в памяти и сбрасываются при перезапуске. Учебные пользователи: admin с паролем admin-password и user с паролем user-password. В application.yaml записаны только bcrypt-хэши этих паролей.</w:t>
-      </w:r>
-    </w:p>
-    <w:p>
-      <w:pPr>
-        <w:pStyle w:val="Heading2"/>
-      </w:pPr>
-      <w:r>
-        <w:rPr>
-          <w:rFonts w:ascii="Times New Roman" w:hAnsi="Times New Roman" w:cs="Times New Roman" w:eastAsia="Times New Roman"/>
-          <w:b/>
-          <w:i w:val="0"/>
-          <w:sz w:val="30"/>
-          <w:u w:val="none"/>
-        </w:rPr>
-        <w:t>Эндпоинты</w:t>
-      </w:r>
-    </w:p>
-    <w:p>
-      <w:pPr>
-        <w:spacing w:line="360" w:lineRule="auto" w:before="120" w:after="0"/>
-        <w:ind w:firstLine="0"/>
-        <w:jc w:val="left"/>
-      </w:pPr>
-      <w:r>
-        <w:rPr>
-          <w:rFonts w:ascii="Times New Roman" w:hAnsi="Times New Roman" w:cs="Times New Roman" w:eastAsia="Times New Roman"/>
-          <w:b w:val="0"/>
-          <w:i w:val="0"/>
-          <w:sz w:val="28"/>
-          <w:u w:val="none"/>
-        </w:rPr>
-        <w:t>Таблица 2 — Методы API</w:t>
+        <w:t>Таблица 1 — API</w:t>
       </w:r>
     </w:p>
     <w:tbl>
@@ -1215,7 +571,7 @@
                 <w:sz w:val="28"/>
                 <w:u w:val="none"/>
               </w:rPr>
-              <w:t>публичный</w:t>
+              <w:t>без токена</w:t>
             </w:r>
           </w:p>
         </w:tc>
@@ -1305,7 +661,7 @@
                 <w:sz w:val="28"/>
                 <w:u w:val="none"/>
               </w:rPr>
-              <w:t>Bearer JWT</w:t>
+              <w:t>только аутентифицированные</w:t>
             </w:r>
           </w:p>
         </w:tc>
@@ -1327,7 +683,7 @@
                 <w:sz w:val="28"/>
                 <w:u w:val="none"/>
               </w:rPr>
-              <w:t>Список постов, параметр query ищет по заголовку</w:t>
+              <w:t>Список постов; ?query= ищет по заголовку</w:t>
             </w:r>
           </w:p>
         </w:tc>
@@ -1395,7 +751,7 @@
                 <w:sz w:val="28"/>
                 <w:u w:val="none"/>
               </w:rPr>
-              <w:t>Bearer JWT</w:t>
+              <w:t>только аутентифицированные</w:t>
             </w:r>
           </w:p>
         </w:tc>
@@ -1417,29 +773,12 @@
                 <w:sz w:val="28"/>
                 <w:u w:val="none"/>
               </w:rPr>
-              <w:t>Создаёт пост, автор берётся из токена</w:t>
+              <w:t>Создаёт пост</w:t>
             </w:r>
           </w:p>
         </w:tc>
       </w:tr>
     </w:tbl>
-    <w:p>
-      <w:pPr>
-        <w:spacing w:line="360" w:lineRule="auto" w:before="0" w:after="0"/>
-        <w:ind w:firstLine="709"/>
-        <w:jc w:val="both"/>
-      </w:pPr>
-      <w:r>
-        <w:rPr>
-          <w:rFonts w:ascii="Times New Roman" w:hAnsi="Times New Roman" w:cs="Times New Roman" w:eastAsia="Times New Roman"/>
-          <w:b w:val="0"/>
-          <w:i w:val="0"/>
-          <w:sz w:val="28"/>
-          <w:u w:val="none"/>
-        </w:rPr>
-        <w:t>В таблице 2 перечислены методы API. Спецификация OpenAPI лежит в файле openapi.yaml, её можно импортировать в Postman.</w:t>
-      </w:r>
-    </w:p>
     <w:p>
       <w:pPr>
         <w:pStyle w:val="Heading3"/>
@@ -1508,20 +847,6 @@
           <w:rFonts w:ascii="Courier New" w:hAnsi="Courier New" w:cs="Courier New" w:eastAsia="Courier New"/>
           <w:sz w:val="22"/>
         </w:rPr>
-        <w:t xml:space="preserve"> </w:t>
-      </w:r>
-    </w:p>
-    <w:p>
-      <w:pPr>
-        <w:spacing w:line="240" w:lineRule="auto" w:before="0" w:after="0"/>
-        <w:ind w:left="283" w:firstLine="0"/>
-        <w:jc w:val="left"/>
-      </w:pPr>
-      <w:r>
-        <w:rPr>
-          <w:rFonts w:ascii="Courier New" w:hAnsi="Courier New" w:cs="Courier New" w:eastAsia="Courier New"/>
-          <w:sz w:val="22"/>
-        </w:rPr>
         <w:t>{"accessToken":"eyJhbGciOiJIUzI1NiJ9...","tokenType":"Bearer","expiresIn":900}</w:t>
       </w:r>
     </w:p>
@@ -1539,7 +864,7 @@
           <w:sz w:val="28"/>
           <w:u w:val="none"/>
         </w:rPr>
-        <w:t>При неверном логине или пароле сервер отвечает 401 с одинаковым текстом «Invalid username or password». Пустые или слишком длинные поля дают 400.</w:t>
+        <w:t>Неверный логин или пароль: 401.</w:t>
       </w:r>
     </w:p>
     <w:p>
@@ -1582,35 +907,7 @@
           <w:rFonts w:ascii="Courier New" w:hAnsi="Courier New" w:cs="Courier New" w:eastAsia="Courier New"/>
           <w:sz w:val="22"/>
         </w:rPr>
-        <w:t xml:space="preserve"> </w:t>
-      </w:r>
-    </w:p>
-    <w:p>
-      <w:pPr>
-        <w:spacing w:line="240" w:lineRule="auto" w:before="0" w:after="0"/>
-        <w:ind w:left="283" w:firstLine="0"/>
-        <w:jc w:val="left"/>
-      </w:pPr>
-      <w:r>
-        <w:rPr>
-          <w:rFonts w:ascii="Courier New" w:hAnsi="Courier New" w:cs="Courier New" w:eastAsia="Courier New"/>
-          <w:sz w:val="22"/>
-        </w:rPr>
-        <w:t>{"items":[{"id":2,"title":"Второй пост","content":"...",</w:t>
-      </w:r>
-    </w:p>
-    <w:p>
-      <w:pPr>
-        <w:spacing w:line="240" w:lineRule="auto" w:before="0" w:after="0"/>
-        <w:ind w:left="283" w:firstLine="0"/>
-        <w:jc w:val="left"/>
-      </w:pPr>
-      <w:r>
-        <w:rPr>
-          <w:rFonts w:ascii="Courier New" w:hAnsi="Courier New" w:cs="Courier New" w:eastAsia="Courier New"/>
-          <w:sz w:val="22"/>
-        </w:rPr>
-        <w:t xml:space="preserve">  "author":"user","createdAt":"2026-09-30T17:07:34Z"}, ...],"total":2}</w:t>
+        <w:t>{"items":[{"id":2,"title":"Второй пост","content":"...","author":"user","createdAt":"..."}, ...],"total":2}</w:t>
       </w:r>
     </w:p>
     <w:p>
@@ -1627,7 +924,7 @@
           <w:sz w:val="28"/>
           <w:u w:val="none"/>
         </w:rPr>
-        <w:t>Без токена или с недействительным токеном ответ 401.</w:t>
+        <w:t>Без токена или с недействительным токеном: 401.</w:t>
       </w:r>
     </w:p>
     <w:p>
@@ -1701,27 +998,7 @@
           <w:sz w:val="28"/>
           <w:u w:val="none"/>
         </w:rPr>
-        <w:t>Ответ 201 Created с созданным постом. Поле author заполняется из claim sub проверенного токена, поэтому подставить чужое имя через JSON нельзя.</w:t>
-      </w:r>
-    </w:p>
-    <w:p>
-      <w:r>
-        <w:br w:type="page"/>
-      </w:r>
-    </w:p>
-    <w:p>
-      <w:pPr>
-        <w:pStyle w:val="Heading1"/>
-      </w:pPr>
-      <w:r>
-        <w:rPr>
-          <w:rFonts w:ascii="Times New Roman" w:hAnsi="Times New Roman" w:cs="Times New Roman" w:eastAsia="Times New Roman"/>
-          <w:b/>
-          <w:i w:val="0"/>
-          <w:sz w:val="32"/>
-          <w:u w:val="none"/>
-        </w:rPr>
-        <w:t>МЕРЫ ЗАЩИТЫ</w:t>
+        <w:t>Ответ 201 Created с созданным постом. Без токена: 401.</w:t>
       </w:r>
     </w:p>
     <w:p>
@@ -1734,6 +1011,21 @@
           <w:b/>
           <w:i w:val="0"/>
           <w:sz w:val="30"/>
+          <w:u w:val="none"/>
+        </w:rPr>
+        <w:t>Меры защиты</w:t>
+      </w:r>
+    </w:p>
+    <w:p>
+      <w:pPr>
+        <w:pStyle w:val="Heading3"/>
+      </w:pPr>
+      <w:r>
+        <w:rPr>
+          <w:rFonts w:ascii="Times New Roman" w:hAnsi="Times New Roman" w:cs="Times New Roman" w:eastAsia="Times New Roman"/>
+          <w:b/>
+          <w:i w:val="0"/>
+          <w:sz w:val="28"/>
           <w:u w:val="none"/>
         </w:rPr>
         <w:t>Защита от SQL-инъекций</w:t>
@@ -1753,7 +1045,7 @@
           <w:sz w:val="28"/>
           <w:u w:val="none"/>
         </w:rPr>
-        <w:t>SQL вручную не собирается: все обращения к БД идут через Spring Data JPA и Hibernate. Поиск по заголовку написан на JPQL с именованным параметром:</w:t>
+        <w:t>SQL-запросы не собираются конкатенацией строк: все обращения к БД идут через ORM Hibernate (Spring Data JPA). Поиск по заголовку использует JPQL с именованным параметром (PostRepository.java):</w:t>
       </w:r>
     </w:p>
     <w:p>
@@ -1767,21 +1059,7 @@
           <w:rFonts w:ascii="Courier New" w:hAnsi="Courier New" w:cs="Courier New" w:eastAsia="Courier New"/>
           <w:sz w:val="22"/>
         </w:rPr>
-        <w:t>@Query("SELECT p FROM Post p WHERE LOWER(p.title) "</w:t>
-      </w:r>
-    </w:p>
-    <w:p>
-      <w:pPr>
-        <w:spacing w:line="240" w:lineRule="auto" w:before="0" w:after="0"/>
-        <w:ind w:left="283" w:firstLine="0"/>
-        <w:jc w:val="left"/>
-      </w:pPr>
-      <w:r>
-        <w:rPr>
-          <w:rFonts w:ascii="Courier New" w:hAnsi="Courier New" w:cs="Courier New" w:eastAsia="Courier New"/>
-          <w:sz w:val="22"/>
-        </w:rPr>
-        <w:t xml:space="preserve">     + "LIKE LOWER(CONCAT('%', :query, '%')) ORDER BY p.createdAt DESC")</w:t>
+        <w:t>@Query("SELECT p FROM Post p WHERE LOWER(p.title) LIKE LOWER(CONCAT('%', :query, '%')) ORDER BY p.createdAt DESC")</w:t>
       </w:r>
     </w:p>
     <w:p>
@@ -1812,19 +1090,19 @@
           <w:sz w:val="28"/>
           <w:u w:val="none"/>
         </w:rPr>
-        <w:t>Hibernate превращает :query в placeholder prepared statement, значение передаётся драйверу отдельно от текста запроса. Нагрузка ' OR '1'='1 ищется как обычная строка и возвращает пустой список. Длина параметра ограничена 100 символами.</w:t>
+        <w:t>Hibernate выполняет его как prepared statement: значение :query передаётся в БД отдельно от текста запроса. Нагрузка ' OR '1'='1 ищется как обычная строка и возвращает пустой список.</w:t>
       </w:r>
     </w:p>
     <w:p>
       <w:pPr>
-        <w:pStyle w:val="Heading2"/>
+        <w:pStyle w:val="Heading3"/>
       </w:pPr>
       <w:r>
         <w:rPr>
           <w:rFonts w:ascii="Times New Roman" w:hAnsi="Times New Roman" w:cs="Times New Roman" w:eastAsia="Times New Roman"/>
           <w:b/>
           <w:i w:val="0"/>
-          <w:sz w:val="30"/>
+          <w:sz w:val="28"/>
           <w:u w:val="none"/>
         </w:rPr>
         <w:t>Защита от XSS</w:t>
@@ -1844,7 +1122,7 @@
           <w:sz w:val="28"/>
           <w:u w:val="none"/>
         </w:rPr>
-        <w:t>Текстовые поля поста (title, content, author) перед отправкой клиенту проходят через HtmlUtils.htmlEscape из Spring:</w:t>
+        <w:t>Все пользовательские данные в ответах API экранируются встроенной функцией Spring HtmlUtils.htmlEscape (ApiController.java):</w:t>
       </w:r>
     </w:p>
     <w:p>
@@ -1886,21 +1164,7 @@
           <w:rFonts w:ascii="Courier New" w:hAnsi="Courier New" w:cs="Courier New" w:eastAsia="Courier New"/>
           <w:sz w:val="22"/>
         </w:rPr>
-        <w:t xml:space="preserve">            HtmlUtils.htmlEscape(post.getContent()),</w:t>
-      </w:r>
-    </w:p>
-    <w:p>
-      <w:pPr>
-        <w:spacing w:line="240" w:lineRule="auto" w:before="0" w:after="0"/>
-        <w:ind w:left="283" w:firstLine="0"/>
-        <w:jc w:val="left"/>
-      </w:pPr>
-      <w:r>
-        <w:rPr>
-          <w:rFonts w:ascii="Courier New" w:hAnsi="Courier New" w:cs="Courier New" w:eastAsia="Courier New"/>
-          <w:sz w:val="22"/>
-        </w:rPr>
-        <w:t xml:space="preserve">            HtmlUtils.htmlEscape(post.getAuthor()), post.getCreatedAt());</w:t>
+        <w:t xml:space="preserve">            HtmlUtils.htmlEscape(post.getContent()), HtmlUtils.htmlEscape(post.getAuthor()), post.getCreatedAt());</w:t>
       </w:r>
     </w:p>
     <w:p>
@@ -1931,19 +1195,19 @@
           <w:sz w:val="28"/>
           <w:u w:val="none"/>
         </w:rPr>
-        <w:t>Строка &lt;script&gt;alert(1)&lt;/script&gt; возвращается как &amp;lt;script&amp;gt;alert(1)&amp;lt;/script&amp;gt;. Дополнительно все ответы содержат заголовки X-Content-Type-Options: nosniff и Content-Security-Policy: default-src 'none'; frame-ancestors 'none', поэтому браузер не выполнит ответ API как HTML или скрипт.</w:t>
+        <w:t>Заголовок &lt;script&gt;alert(1)&lt;/script&gt; возвращается как &amp;lt;script&amp;gt;alert(1)&amp;lt;/script&amp;gt;.</w:t>
       </w:r>
     </w:p>
     <w:p>
       <w:pPr>
-        <w:pStyle w:val="Heading2"/>
+        <w:pStyle w:val="Heading3"/>
       </w:pPr>
       <w:r>
         <w:rPr>
           <w:rFonts w:ascii="Times New Roman" w:hAnsi="Times New Roman" w:cs="Times New Roman" w:eastAsia="Times New Roman"/>
           <w:b/>
           <w:i w:val="0"/>
-          <w:sz w:val="30"/>
+          <w:sz w:val="28"/>
           <w:u w:val="none"/>
         </w:rPr>
         <w:t>Аутентификация</w:t>
@@ -1965,7 +1229,7 @@
           <w:sz w:val="28"/>
           <w:u w:val="none"/>
         </w:rPr>
-        <w:t>Пароли хранятся только в виде bcrypt-хэшей с солью, cost 12 (BCryptPasswordEncoder(12)). Открытых паролей в коде и конфигурации нет.</w:t>
+        <w:t>Хэширование паролей. Пароли не хранятся в открытом виде: в application.yaml записаны только bcrypt-хэши (BCryptPasswordEncoder, cost 12). При входе passwords.matches(...) сравнивает введённый пароль с хэшем.</w:t>
       </w:r>
     </w:p>
     <w:p>
@@ -1984,7 +1248,7 @@
           <w:sz w:val="28"/>
           <w:u w:val="none"/>
         </w:rPr>
-        <w:t>После успешной проверки пароля /auth/login выпускает JWT с алгоритмом HS256 и claims iss, sub, iat, exp. Срок жизни токена 15 минут.</w:t>
+        <w:t>Выдача JWT. При успешном входе /auth/login возвращает JWT, подписанный HS256, с полями iss, sub (логин), iat, exp. Срок жизни токена 15 минут.</w:t>
       </w:r>
     </w:p>
     <w:p>
@@ -2003,83 +1267,7 @@
           <w:sz w:val="28"/>
           <w:u w:val="none"/>
         </w:rPr>
-        <w:t>Ключ подписи длиной 256 бит генерируется SecureRandom при старте приложения и не хранится в репозитории.</w:t>
-      </w:r>
-    </w:p>
-    <w:p>
-      <w:pPr>
-        <w:spacing w:line="360" w:lineRule="auto" w:after="0"/>
-        <w:numPr>
-          <w:ilvl w:val="0"/>
-          <w:numId w:val="101"/>
-        </w:numPr>
-      </w:pPr>
-      <w:r>
-        <w:rPr>
-          <w:rFonts w:ascii="Times New Roman" w:hAnsi="Times New Roman" w:cs="Times New Roman" w:eastAsia="Times New Roman"/>
-          <w:b w:val="0"/>
-          <w:i w:val="0"/>
-          <w:sz w:val="28"/>
-          <w:u w:val="none"/>
-        </w:rPr>
-        <w:t>Middleware проверки токена: в SecurityConfig подключён фильтр BearerTokenAuthenticationFilter (OAuth2 Resource Server) с NimbusJwtDecoder. Он проверяет подпись, алгоритм, срок действия и издателя; при любой ошибке запрос получает 401.</w:t>
-      </w:r>
-    </w:p>
-    <w:p>
-      <w:pPr>
-        <w:spacing w:line="360" w:lineRule="auto" w:after="0"/>
-        <w:numPr>
-          <w:ilvl w:val="0"/>
-          <w:numId w:val="101"/>
-        </w:numPr>
-      </w:pPr>
-      <w:r>
-        <w:rPr>
-          <w:rFonts w:ascii="Times New Roman" w:hAnsi="Times New Roman" w:cs="Times New Roman" w:eastAsia="Times New Roman"/>
-          <w:b w:val="0"/>
-          <w:i w:val="0"/>
-          <w:sz w:val="28"/>
-          <w:u w:val="none"/>
-        </w:rPr>
-        <w:t>Без токена открыт только /auth/login, остальные пути требуют аутентификации (anyRequest().authenticated()).</w:t>
-      </w:r>
-    </w:p>
-    <w:p>
-      <w:pPr>
-        <w:spacing w:line="360" w:lineRule="auto" w:after="0"/>
-        <w:numPr>
-          <w:ilvl w:val="0"/>
-          <w:numId w:val="101"/>
-        </w:numPr>
-      </w:pPr>
-      <w:r>
-        <w:rPr>
-          <w:rFonts w:ascii="Times New Roman" w:hAnsi="Times New Roman" w:cs="Times New Roman" w:eastAsia="Times New Roman"/>
-          <w:b w:val="0"/>
-          <w:i w:val="0"/>
-          <w:sz w:val="28"/>
-          <w:u w:val="none"/>
-        </w:rPr>
-        <w:t>Для несуществующего логина bcrypt всё равно выполняется, текст ответа одинаковый, поэтому по времени и содержанию ответа нельзя узнать, существует ли пользователь.</w:t>
-      </w:r>
-    </w:p>
-    <w:p>
-      <w:pPr>
-        <w:spacing w:line="360" w:lineRule="auto" w:after="0"/>
-        <w:numPr>
-          <w:ilvl w:val="0"/>
-          <w:numId w:val="101"/>
-        </w:numPr>
-      </w:pPr>
-      <w:r>
-        <w:rPr>
-          <w:rFonts w:ascii="Times New Roman" w:hAnsi="Times New Roman" w:cs="Times New Roman" w:eastAsia="Times New Roman"/>
-          <w:b w:val="0"/>
-          <w:i w:val="0"/>
-          <w:sz w:val="28"/>
-          <w:u w:val="none"/>
-        </w:rPr>
-        <w:t>API не использует сессии и cookie (SessionCreationPolicy.STATELESS), поэтому CSRF-защита не требуется и отключена.</w:t>
+        <w:t>Middleware проверки JWT. В SecurityConfig.java фильтр Spring Security (OAuth2 Resource Server) проверяет токен из заголовка Authorization: Bearer на всех защищённых эндпоинтах: подпись, срок действия и издателя. Без токена открыт только /auth/login, на остальные запросы без валидного токена возвращается 401.</w:t>
       </w:r>
     </w:p>
     <w:p>
@@ -2093,35 +1281,7 @@
           <w:rFonts w:ascii="Courier New" w:hAnsi="Courier New" w:cs="Courier New" w:eastAsia="Courier New"/>
           <w:sz w:val="22"/>
         </w:rPr>
-        <w:t>http.csrf(AbstractHttpConfigurer::disable)</w:t>
-      </w:r>
-    </w:p>
-    <w:p>
-      <w:pPr>
-        <w:spacing w:line="240" w:lineRule="auto" w:before="0" w:after="0"/>
-        <w:ind w:left="283" w:firstLine="0"/>
-        <w:jc w:val="left"/>
-      </w:pPr>
-      <w:r>
-        <w:rPr>
-          <w:rFonts w:ascii="Courier New" w:hAnsi="Courier New" w:cs="Courier New" w:eastAsia="Courier New"/>
-          <w:sz w:val="22"/>
-        </w:rPr>
-        <w:t xml:space="preserve">    .sessionManagement(s -&gt; s.sessionCreationPolicy(SessionCreationPolicy.STATELESS))</w:t>
-      </w:r>
-    </w:p>
-    <w:p>
-      <w:pPr>
-        <w:spacing w:line="240" w:lineRule="auto" w:before="0" w:after="0"/>
-        <w:ind w:left="283" w:firstLine="0"/>
-        <w:jc w:val="left"/>
-      </w:pPr>
-      <w:r>
-        <w:rPr>
-          <w:rFonts w:ascii="Courier New" w:hAnsi="Courier New" w:cs="Courier New" w:eastAsia="Courier New"/>
-          <w:sz w:val="22"/>
-        </w:rPr>
-        <w:t xml:space="preserve">    .authorizeHttpRequests(auth -&gt; auth</w:t>
+        <w:t>.authorizeHttpRequests(auth -&gt; auth</w:t>
       </w:r>
     </w:p>
     <w:p>
@@ -2163,7 +1323,7 @@
           <w:rFonts w:ascii="Courier New" w:hAnsi="Courier New" w:cs="Courier New" w:eastAsia="Courier New"/>
           <w:sz w:val="22"/>
         </w:rPr>
-        <w:t xml:space="preserve">    .oauth2ResourceServer(oauth -&gt; oauth.jwt(jwt -&gt; jwt.decoder(decoder)))</w:t>
+        <w:t>.oauth2ResourceServer(oauth -&gt; oauth.jwt(jwt -&gt; jwt.decoder(decoder)))</w:t>
       </w:r>
     </w:p>
     <w:p>
@@ -2178,7 +1338,7 @@
           <w:sz w:val="30"/>
           <w:u w:val="none"/>
         </w:rPr>
-        <w:t>Валидация входных данных</w:t>
+        <w:t>Отчёты SAST/SCA</w:t>
       </w:r>
     </w:p>
     <w:p>
@@ -2195,642 +1355,7 @@
           <w:sz w:val="28"/>
           <w:u w:val="none"/>
         </w:rPr>
-        <w:t>Все входные DTO проверяются Bean Validation (@NotBlank, @Size). Ошибки возвращаются в формате ProblemDetail без стектрейсов. Метод toString у LoginRequest маскирует пароль, чтобы он не попал в логи.</w:t>
-      </w:r>
-    </w:p>
-    <w:p>
-      <w:r>
-        <w:br w:type="page"/>
-      </w:r>
-    </w:p>
-    <w:p>
-      <w:pPr>
-        <w:pStyle w:val="Heading1"/>
-      </w:pPr>
-      <w:r>
-        <w:rPr>
-          <w:rFonts w:ascii="Times New Roman" w:hAnsi="Times New Roman" w:cs="Times New Roman" w:eastAsia="Times New Roman"/>
-          <w:b/>
-          <w:i w:val="0"/>
-          <w:sz w:val="32"/>
-          <w:u w:val="none"/>
-        </w:rPr>
-        <w:t>НАСТРОЙКА CI/CD PIPELINE</w:t>
-      </w:r>
-    </w:p>
-    <w:p>
-      <w:pPr>
-        <w:spacing w:line="360" w:lineRule="auto" w:before="0" w:after="0"/>
-        <w:ind w:firstLine="709"/>
-        <w:jc w:val="both"/>
-      </w:pPr>
-      <w:r>
-        <w:rPr>
-          <w:rFonts w:ascii="Times New Roman" w:hAnsi="Times New Roman" w:cs="Times New Roman" w:eastAsia="Times New Roman"/>
-          <w:b w:val="0"/>
-          <w:i w:val="0"/>
-          <w:sz w:val="28"/>
-          <w:u w:val="none"/>
-        </w:rPr>
-        <w:t>Pipeline описан в файле .github/workflows/ci.yml. Он запускается на каждый push и pull_request, а также вручную через workflow_dispatch:</w:t>
-      </w:r>
-    </w:p>
-    <w:p>
-      <w:pPr>
-        <w:spacing w:line="240" w:lineRule="auto" w:before="0" w:after="0"/>
-        <w:ind w:left="283" w:firstLine="0"/>
-        <w:jc w:val="left"/>
-      </w:pPr>
-      <w:r>
-        <w:rPr>
-          <w:rFonts w:ascii="Courier New" w:hAnsi="Courier New" w:cs="Courier New" w:eastAsia="Courier New"/>
-          <w:sz w:val="22"/>
-        </w:rPr>
-        <w:t>on:</w:t>
-      </w:r>
-    </w:p>
-    <w:p>
-      <w:pPr>
-        <w:spacing w:line="240" w:lineRule="auto" w:before="0" w:after="0"/>
-        <w:ind w:left="283" w:firstLine="0"/>
-        <w:jc w:val="left"/>
-      </w:pPr>
-      <w:r>
-        <w:rPr>
-          <w:rFonts w:ascii="Courier New" w:hAnsi="Courier New" w:cs="Courier New" w:eastAsia="Courier New"/>
-          <w:sz w:val="22"/>
-        </w:rPr>
-        <w:t xml:space="preserve">  push:</w:t>
-      </w:r>
-    </w:p>
-    <w:p>
-      <w:pPr>
-        <w:spacing w:line="240" w:lineRule="auto" w:before="0" w:after="0"/>
-        <w:ind w:left="283" w:firstLine="0"/>
-        <w:jc w:val="left"/>
-      </w:pPr>
-      <w:r>
-        <w:rPr>
-          <w:rFonts w:ascii="Courier New" w:hAnsi="Courier New" w:cs="Courier New" w:eastAsia="Courier New"/>
-          <w:sz w:val="22"/>
-        </w:rPr>
-        <w:t xml:space="preserve">  pull_request:</w:t>
-      </w:r>
-    </w:p>
-    <w:p>
-      <w:pPr>
-        <w:spacing w:line="240" w:lineRule="auto" w:before="0" w:after="0"/>
-        <w:ind w:left="283" w:firstLine="0"/>
-        <w:jc w:val="left"/>
-      </w:pPr>
-      <w:r>
-        <w:rPr>
-          <w:rFonts w:ascii="Courier New" w:hAnsi="Courier New" w:cs="Courier New" w:eastAsia="Courier New"/>
-          <w:sz w:val="22"/>
-        </w:rPr>
-        <w:t xml:space="preserve">  workflow_dispatch:</w:t>
-      </w:r>
-    </w:p>
-    <w:p>
-      <w:pPr>
-        <w:spacing w:line="360" w:lineRule="auto" w:before="120" w:after="0"/>
-        <w:ind w:firstLine="0"/>
-        <w:jc w:val="left"/>
-      </w:pPr>
-      <w:r>
-        <w:rPr>
-          <w:rFonts w:ascii="Times New Roman" w:hAnsi="Times New Roman" w:cs="Times New Roman" w:eastAsia="Times New Roman"/>
-          <w:b w:val="0"/>
-          <w:i w:val="0"/>
-          <w:sz w:val="28"/>
-          <w:u w:val="none"/>
-        </w:rPr>
-        <w:t>Таблица 3 — Задачи pipeline</w:t>
-      </w:r>
-    </w:p>
-    <w:tbl>
-      <w:tblPr>
-        <w:tblStyle w:val="TableGrid"/>
-        <w:tblW w:type="auto" w:w="0"/>
-        <w:tblLook w:firstColumn="1" w:firstRow="1" w:lastColumn="0" w:lastRow="0" w:noHBand="0" w:noVBand="1" w:val="04A0"/>
-      </w:tblPr>
-      <w:tblGrid>
-        <w:gridCol w:w="2409"/>
-        <w:gridCol w:w="2409"/>
-        <w:gridCol w:w="2409"/>
-        <w:gridCol w:w="2409"/>
-      </w:tblGrid>
-      <w:tr>
-        <w:tc>
-          <w:tcPr>
-            <w:tcW w:type="dxa" w:w="2409"/>
-          </w:tcPr>
-          <w:p>
-            <w:pPr>
-              <w:spacing w:line="276" w:lineRule="auto"/>
-              <w:ind w:firstLine="0"/>
-            </w:pPr>
-            <w:r/>
-            <w:r>
-              <w:rPr>
-                <w:rFonts w:ascii="Times New Roman" w:hAnsi="Times New Roman" w:cs="Times New Roman" w:eastAsia="Times New Roman"/>
-                <w:b/>
-                <w:i w:val="0"/>
-                <w:sz w:val="28"/>
-                <w:u w:val="none"/>
-              </w:rPr>
-              <w:t>Job</w:t>
-            </w:r>
-          </w:p>
-        </w:tc>
-        <w:tc>
-          <w:tcPr>
-            <w:tcW w:type="dxa" w:w="2409"/>
-          </w:tcPr>
-          <w:p>
-            <w:pPr>
-              <w:spacing w:line="276" w:lineRule="auto"/>
-              <w:ind w:firstLine="0"/>
-            </w:pPr>
-            <w:r/>
-            <w:r>
-              <w:rPr>
-                <w:rFonts w:ascii="Times New Roman" w:hAnsi="Times New Roman" w:cs="Times New Roman" w:eastAsia="Times New Roman"/>
-                <w:b/>
-                <w:i w:val="0"/>
-                <w:sz w:val="28"/>
-                <w:u w:val="none"/>
-              </w:rPr>
-              <w:t>Инструмент</w:t>
-            </w:r>
-          </w:p>
-        </w:tc>
-        <w:tc>
-          <w:tcPr>
-            <w:tcW w:type="dxa" w:w="2409"/>
-          </w:tcPr>
-          <w:p>
-            <w:pPr>
-              <w:spacing w:line="276" w:lineRule="auto"/>
-              <w:ind w:firstLine="0"/>
-            </w:pPr>
-            <w:r/>
-            <w:r>
-              <w:rPr>
-                <w:rFonts w:ascii="Times New Roman" w:hAnsi="Times New Roman" w:cs="Times New Roman" w:eastAsia="Times New Roman"/>
-                <w:b/>
-                <w:i w:val="0"/>
-                <w:sz w:val="28"/>
-                <w:u w:val="none"/>
-              </w:rPr>
-              <w:t>Что делает</w:t>
-            </w:r>
-          </w:p>
-        </w:tc>
-        <w:tc>
-          <w:tcPr>
-            <w:tcW w:type="dxa" w:w="2409"/>
-          </w:tcPr>
-          <w:p>
-            <w:pPr>
-              <w:spacing w:line="276" w:lineRule="auto"/>
-              <w:ind w:firstLine="0"/>
-            </w:pPr>
-            <w:r/>
-            <w:r>
-              <w:rPr>
-                <w:rFonts w:ascii="Times New Roman" w:hAnsi="Times New Roman" w:cs="Times New Roman" w:eastAsia="Times New Roman"/>
-                <w:b/>
-                <w:i w:val="0"/>
-                <w:sz w:val="28"/>
-                <w:u w:val="none"/>
-              </w:rPr>
-              <w:t>Когда падает</w:t>
-            </w:r>
-          </w:p>
-        </w:tc>
-      </w:tr>
-      <w:tr>
-        <w:tc>
-          <w:tcPr>
-            <w:tcW w:type="dxa" w:w="2409"/>
-          </w:tcPr>
-          <w:p>
-            <w:pPr>
-              <w:spacing w:line="276" w:lineRule="auto"/>
-              <w:ind w:firstLine="0"/>
-            </w:pPr>
-            <w:r/>
-            <w:r>
-              <w:rPr>
-                <w:rFonts w:ascii="Times New Roman" w:hAnsi="Times New Roman" w:cs="Times New Roman" w:eastAsia="Times New Roman"/>
-                <w:b w:val="0"/>
-                <w:i w:val="0"/>
-                <w:sz w:val="28"/>
-                <w:u w:val="none"/>
-              </w:rPr>
-              <w:t>Build</w:t>
-            </w:r>
-          </w:p>
-        </w:tc>
-        <w:tc>
-          <w:tcPr>
-            <w:tcW w:type="dxa" w:w="2409"/>
-          </w:tcPr>
-          <w:p>
-            <w:pPr>
-              <w:spacing w:line="276" w:lineRule="auto"/>
-              <w:ind w:firstLine="0"/>
-            </w:pPr>
-            <w:r/>
-            <w:r>
-              <w:rPr>
-                <w:rFonts w:ascii="Times New Roman" w:hAnsi="Times New Roman" w:cs="Times New Roman" w:eastAsia="Times New Roman"/>
-                <w:b w:val="0"/>
-                <w:i w:val="0"/>
-                <w:sz w:val="28"/>
-                <w:u w:val="none"/>
-              </w:rPr>
-              <w:t>Maven</w:t>
-            </w:r>
-          </w:p>
-        </w:tc>
-        <w:tc>
-          <w:tcPr>
-            <w:tcW w:type="dxa" w:w="2409"/>
-          </w:tcPr>
-          <w:p>
-            <w:pPr>
-              <w:spacing w:line="276" w:lineRule="auto"/>
-              <w:ind w:firstLine="0"/>
-            </w:pPr>
-            <w:r/>
-            <w:r>
-              <w:rPr>
-                <w:rFonts w:ascii="Times New Roman" w:hAnsi="Times New Roman" w:cs="Times New Roman" w:eastAsia="Times New Roman"/>
-                <w:b w:val="0"/>
-                <w:i w:val="0"/>
-                <w:sz w:val="28"/>
-                <w:u w:val="none"/>
-              </w:rPr>
-              <w:t>Сборка ./mvnw package</w:t>
-            </w:r>
-          </w:p>
-        </w:tc>
-        <w:tc>
-          <w:tcPr>
-            <w:tcW w:type="dxa" w:w="2409"/>
-          </w:tcPr>
-          <w:p>
-            <w:pPr>
-              <w:spacing w:line="276" w:lineRule="auto"/>
-              <w:ind w:firstLine="0"/>
-            </w:pPr>
-            <w:r/>
-            <w:r>
-              <w:rPr>
-                <w:rFonts w:ascii="Times New Roman" w:hAnsi="Times New Roman" w:cs="Times New Roman" w:eastAsia="Times New Roman"/>
-                <w:b w:val="0"/>
-                <w:i w:val="0"/>
-                <w:sz w:val="28"/>
-                <w:u w:val="none"/>
-              </w:rPr>
-              <w:t>Ошибка компиляции или сборки</w:t>
-            </w:r>
-          </w:p>
-        </w:tc>
-      </w:tr>
-      <w:tr>
-        <w:tc>
-          <w:tcPr>
-            <w:tcW w:type="dxa" w:w="2409"/>
-          </w:tcPr>
-          <w:p>
-            <w:pPr>
-              <w:spacing w:line="276" w:lineRule="auto"/>
-              <w:ind w:firstLine="0"/>
-            </w:pPr>
-            <w:r/>
-            <w:r>
-              <w:rPr>
-                <w:rFonts w:ascii="Times New Roman" w:hAnsi="Times New Roman" w:cs="Times New Roman" w:eastAsia="Times New Roman"/>
-                <w:b w:val="0"/>
-                <w:i w:val="0"/>
-                <w:sz w:val="28"/>
-                <w:u w:val="none"/>
-              </w:rPr>
-              <w:t>SAST. SpotBugs code analysis</w:t>
-            </w:r>
-          </w:p>
-        </w:tc>
-        <w:tc>
-          <w:tcPr>
-            <w:tcW w:type="dxa" w:w="2409"/>
-          </w:tcPr>
-          <w:p>
-            <w:pPr>
-              <w:spacing w:line="276" w:lineRule="auto"/>
-              <w:ind w:firstLine="0"/>
-            </w:pPr>
-            <w:r/>
-            <w:r>
-              <w:rPr>
-                <w:rFonts w:ascii="Times New Roman" w:hAnsi="Times New Roman" w:cs="Times New Roman" w:eastAsia="Times New Roman"/>
-                <w:b w:val="0"/>
-                <w:i w:val="0"/>
-                <w:sz w:val="28"/>
-                <w:u w:val="none"/>
-              </w:rPr>
-              <w:t>SpotBugs и Find Security Bugs</w:t>
-            </w:r>
-          </w:p>
-        </w:tc>
-        <w:tc>
-          <w:tcPr>
-            <w:tcW w:type="dxa" w:w="2409"/>
-          </w:tcPr>
-          <w:p>
-            <w:pPr>
-              <w:spacing w:line="276" w:lineRule="auto"/>
-              <w:ind w:firstLine="0"/>
-            </w:pPr>
-            <w:r/>
-            <w:r>
-              <w:rPr>
-                <w:rFonts w:ascii="Times New Roman" w:hAnsi="Times New Roman" w:cs="Times New Roman" w:eastAsia="Times New Roman"/>
-                <w:b w:val="0"/>
-                <w:i w:val="0"/>
-                <w:sz w:val="28"/>
-                <w:u w:val="none"/>
-              </w:rPr>
-              <w:t>Анализ байткода (effort Max, threshold Medium), отчёт XML и HTML</w:t>
-            </w:r>
-          </w:p>
-        </w:tc>
-        <w:tc>
-          <w:tcPr>
-            <w:tcW w:type="dxa" w:w="2409"/>
-          </w:tcPr>
-          <w:p>
-            <w:pPr>
-              <w:spacing w:line="276" w:lineRule="auto"/>
-              <w:ind w:firstLine="0"/>
-            </w:pPr>
-            <w:r/>
-            <w:r>
-              <w:rPr>
-                <w:rFonts w:ascii="Times New Roman" w:hAnsi="Times New Roman" w:cs="Times New Roman" w:eastAsia="Times New Roman"/>
-                <w:b w:val="0"/>
-                <w:i w:val="0"/>
-                <w:sz w:val="28"/>
-                <w:u w:val="none"/>
-              </w:rPr>
-              <w:t>Найдено хотя бы одно замечание</w:t>
-            </w:r>
-          </w:p>
-        </w:tc>
-      </w:tr>
-      <w:tr>
-        <w:tc>
-          <w:tcPr>
-            <w:tcW w:type="dxa" w:w="2409"/>
-          </w:tcPr>
-          <w:p>
-            <w:pPr>
-              <w:spacing w:line="276" w:lineRule="auto"/>
-              <w:ind w:firstLine="0"/>
-            </w:pPr>
-            <w:r/>
-            <w:r>
-              <w:rPr>
-                <w:rFonts w:ascii="Times New Roman" w:hAnsi="Times New Roman" w:cs="Times New Roman" w:eastAsia="Times New Roman"/>
-                <w:b w:val="0"/>
-                <w:i w:val="0"/>
-                <w:sz w:val="28"/>
-                <w:u w:val="none"/>
-              </w:rPr>
-              <w:t>SCA. OWASP Dependency-Check</w:t>
-            </w:r>
-          </w:p>
-        </w:tc>
-        <w:tc>
-          <w:tcPr>
-            <w:tcW w:type="dxa" w:w="2409"/>
-          </w:tcPr>
-          <w:p>
-            <w:pPr>
-              <w:spacing w:line="276" w:lineRule="auto"/>
-              <w:ind w:firstLine="0"/>
-            </w:pPr>
-            <w:r/>
-            <w:r>
-              <w:rPr>
-                <w:rFonts w:ascii="Times New Roman" w:hAnsi="Times New Roman" w:cs="Times New Roman" w:eastAsia="Times New Roman"/>
-                <w:b w:val="0"/>
-                <w:i w:val="0"/>
-                <w:sz w:val="28"/>
-                <w:u w:val="none"/>
-              </w:rPr>
-              <w:t>OWASP Dependency-Check</w:t>
-            </w:r>
-          </w:p>
-        </w:tc>
-        <w:tc>
-          <w:tcPr>
-            <w:tcW w:type="dxa" w:w="2409"/>
-          </w:tcPr>
-          <w:p>
-            <w:pPr>
-              <w:spacing w:line="276" w:lineRule="auto"/>
-              <w:ind w:firstLine="0"/>
-            </w:pPr>
-            <w:r/>
-            <w:r>
-              <w:rPr>
-                <w:rFonts w:ascii="Times New Roman" w:hAnsi="Times New Roman" w:cs="Times New Roman" w:eastAsia="Times New Roman"/>
-                <w:b w:val="0"/>
-                <w:i w:val="0"/>
-                <w:sz w:val="28"/>
-                <w:u w:val="none"/>
-              </w:rPr>
-              <w:t>Сверка прямых и транзитивных зависимостей с базой NVD, отчёт HTML и JSON</w:t>
-            </w:r>
-          </w:p>
-        </w:tc>
-        <w:tc>
-          <w:tcPr>
-            <w:tcW w:type="dxa" w:w="2409"/>
-          </w:tcPr>
-          <w:p>
-            <w:pPr>
-              <w:spacing w:line="276" w:lineRule="auto"/>
-              <w:ind w:firstLine="0"/>
-            </w:pPr>
-            <w:r/>
-            <w:r>
-              <w:rPr>
-                <w:rFonts w:ascii="Times New Roman" w:hAnsi="Times New Roman" w:cs="Times New Roman" w:eastAsia="Times New Roman"/>
-                <w:b w:val="0"/>
-                <w:i w:val="0"/>
-                <w:sz w:val="28"/>
-                <w:u w:val="none"/>
-              </w:rPr>
-              <w:t>Уязвимость с CVSS не ниже 7 или отчёт не создан</w:t>
-            </w:r>
-          </w:p>
-        </w:tc>
-      </w:tr>
-    </w:tbl>
-    <w:p>
-      <w:pPr>
-        <w:spacing w:line="360" w:lineRule="auto" w:before="0" w:after="0"/>
-        <w:ind w:firstLine="709"/>
-        <w:jc w:val="both"/>
-      </w:pPr>
-      <w:r>
-        <w:rPr>
-          <w:rFonts w:ascii="Times New Roman" w:hAnsi="Times New Roman" w:cs="Times New Roman" w:eastAsia="Times New Roman"/>
-          <w:b w:val="0"/>
-          <w:i w:val="0"/>
-          <w:sz w:val="28"/>
-          <w:u w:val="none"/>
-        </w:rPr>
-        <w:t>Три задачи выполняются параллельно, их назначение описано в таблице 3. Отчёты сохраняются как артефакты spotbugs-report и dependency-check-report, краткий итог выводится в Job Summary. Dependency-Check получает ключ NVD_API_KEY из секрета GitHub Actions, значение ключа в коде не хранится.</w:t>
-      </w:r>
-    </w:p>
-    <w:p>
-      <w:pPr>
-        <w:spacing w:line="240" w:lineRule="auto" w:before="0" w:after="0"/>
-        <w:ind w:left="283" w:firstLine="0"/>
-        <w:jc w:val="left"/>
-      </w:pPr>
-      <w:r>
-        <w:rPr>
-          <w:rFonts w:ascii="Courier New" w:hAnsi="Courier New" w:cs="Courier New" w:eastAsia="Courier New"/>
-          <w:sz w:val="22"/>
-        </w:rPr>
-        <w:t>- name: Analyze code with SpotBugs and Find Security Bugs</w:t>
-      </w:r>
-    </w:p>
-    <w:p>
-      <w:pPr>
-        <w:spacing w:line="240" w:lineRule="auto" w:before="0" w:after="0"/>
-        <w:ind w:left="283" w:firstLine="0"/>
-        <w:jc w:val="left"/>
-      </w:pPr>
-      <w:r>
-        <w:rPr>
-          <w:rFonts w:ascii="Courier New" w:hAnsi="Courier New" w:cs="Courier New" w:eastAsia="Courier New"/>
-          <w:sz w:val="22"/>
-        </w:rPr>
-        <w:t xml:space="preserve">  run: ./mvnw $MAVEN_ARGS -DskipTests compile spotbugs:spotbugs spotbugs:check</w:t>
-      </w:r>
-    </w:p>
-    <w:p>
-      <w:pPr>
-        <w:spacing w:line="240" w:lineRule="auto" w:before="0" w:after="0"/>
-        <w:ind w:left="283" w:firstLine="0"/>
-        <w:jc w:val="left"/>
-      </w:pPr>
-      <w:r>
-        <w:rPr>
-          <w:rFonts w:ascii="Courier New" w:hAnsi="Courier New" w:cs="Courier New" w:eastAsia="Courier New"/>
-          <w:sz w:val="22"/>
-        </w:rPr>
-        <w:t xml:space="preserve"> </w:t>
-      </w:r>
-    </w:p>
-    <w:p>
-      <w:pPr>
-        <w:spacing w:line="240" w:lineRule="auto" w:before="0" w:after="0"/>
-        <w:ind w:left="283" w:firstLine="0"/>
-        <w:jc w:val="left"/>
-      </w:pPr>
-      <w:r>
-        <w:rPr>
-          <w:rFonts w:ascii="Courier New" w:hAnsi="Courier New" w:cs="Courier New" w:eastAsia="Courier New"/>
-          <w:sz w:val="22"/>
-        </w:rPr>
-        <w:t>- name: Scan dependencies with OWASP Dependency-Check</w:t>
-      </w:r>
-    </w:p>
-    <w:p>
-      <w:pPr>
-        <w:spacing w:line="240" w:lineRule="auto" w:before="0" w:after="0"/>
-        <w:ind w:left="283" w:firstLine="0"/>
-        <w:jc w:val="left"/>
-      </w:pPr>
-      <w:r>
-        <w:rPr>
-          <w:rFonts w:ascii="Courier New" w:hAnsi="Courier New" w:cs="Courier New" w:eastAsia="Courier New"/>
-          <w:sz w:val="22"/>
-        </w:rPr>
-        <w:t xml:space="preserve">  env:</w:t>
-      </w:r>
-    </w:p>
-    <w:p>
-      <w:pPr>
-        <w:spacing w:line="240" w:lineRule="auto" w:before="0" w:after="0"/>
-        <w:ind w:left="283" w:firstLine="0"/>
-        <w:jc w:val="left"/>
-      </w:pPr>
-      <w:r>
-        <w:rPr>
-          <w:rFonts w:ascii="Courier New" w:hAnsi="Courier New" w:cs="Courier New" w:eastAsia="Courier New"/>
-          <w:sz w:val="22"/>
-        </w:rPr>
-        <w:t xml:space="preserve">    NVD_API_KEY: ${{ secrets.NVD_API_KEY }}</w:t>
-      </w:r>
-    </w:p>
-    <w:p>
-      <w:pPr>
-        <w:spacing w:line="240" w:lineRule="auto" w:before="0" w:after="0"/>
-        <w:ind w:left="283" w:firstLine="0"/>
-        <w:jc w:val="left"/>
-      </w:pPr>
-      <w:r>
-        <w:rPr>
-          <w:rFonts w:ascii="Courier New" w:hAnsi="Courier New" w:cs="Courier New" w:eastAsia="Courier New"/>
-          <w:sz w:val="22"/>
-        </w:rPr>
-        <w:t xml:space="preserve">  run: ./mvnw $MAVEN_ARGS -DskipTests dependency-check:check</w:t>
-      </w:r>
-    </w:p>
-    <w:p>
-      <w:r>
-        <w:br w:type="page"/>
-      </w:r>
-    </w:p>
-    <w:p>
-      <w:pPr>
-        <w:pStyle w:val="Heading1"/>
-      </w:pPr>
-      <w:r>
-        <w:rPr>
-          <w:rFonts w:ascii="Times New Roman" w:hAnsi="Times New Roman" w:cs="Times New Roman" w:eastAsia="Times New Roman"/>
-          <w:b/>
-          <w:i w:val="0"/>
-          <w:sz w:val="32"/>
-          <w:u w:val="none"/>
-        </w:rPr>
-        <w:t>ОТЧЁТЫ SAST И SCA</w:t>
-      </w:r>
-    </w:p>
-    <w:p>
-      <w:pPr>
-        <w:spacing w:line="360" w:lineRule="auto" w:before="0" w:after="0"/>
-        <w:ind w:firstLine="709"/>
-        <w:jc w:val="both"/>
-      </w:pPr>
-      <w:r>
-        <w:rPr>
-          <w:rFonts w:ascii="Times New Roman" w:hAnsi="Times New Roman" w:cs="Times New Roman" w:eastAsia="Times New Roman"/>
-          <w:b w:val="0"/>
-          <w:i w:val="0"/>
-          <w:sz w:val="28"/>
-          <w:u w:val="none"/>
-        </w:rPr>
-        <w:t>Скриншоты сделаны для запуска #54 (коммит d3a069c): https://github.com/r4m63/infobez-itmo/actions/runs/36620490824/job/109584335296. Отчёты SpotBugs и Dependency-Check взяты из артефактов этого запуска.</w:t>
+        <w:t>Pipeline .github/workflows/ci.yml запускается при каждом push и pull_request. SAST выполняет SpotBugs с плагином Find Security Bugs, SCA выполняет OWASP Dependency-Check. Скриншоты относятся к запуску #54 (https://github.com/r4m63/infobez-itmo/actions/runs/36620490824/job/109584335296).</w:t>
       </w:r>
     </w:p>
     <w:p>
@@ -2888,7 +1413,7 @@
           <w:sz w:val="28"/>
           <w:u w:val="none"/>
         </w:rPr>
-        <w:t>Рисунок 1 — Успешный запуск pipeline в GitHub Actions</w:t>
+        <w:t>Рисунок 1 — Успешный запуск GitHub Actions</w:t>
       </w:r>
     </w:p>
     <w:p>
@@ -2905,7 +1430,7 @@
           <w:sz w:val="28"/>
           <w:u w:val="none"/>
         </w:rPr>
-        <w:t>На рисунке 1 видно, что все три задачи завершились успешно, а в Job Summary задачи SAST указано 0 найденных проблем.</w:t>
+        <w:t>Успешный запуск pipeline, в Job Summary SpotBugs найдено 0 проблем (рисунок 1).</w:t>
       </w:r>
     </w:p>
     <w:p>
@@ -2963,7 +1488,7 @@
           <w:sz w:val="28"/>
           <w:u w:val="none"/>
         </w:rPr>
-        <w:t>Рисунок 2 — Отчёт SpotBugs и Find Security Bugs из CI</w:t>
+        <w:t>Рисунок 2 — Отчёт SpotBugs</w:t>
       </w:r>
     </w:p>
     <w:p>
@@ -2980,7 +1505,7 @@
           <w:sz w:val="28"/>
           <w:u w:val="none"/>
         </w:rPr>
-        <w:t>На рисунке 2 приведён отчёт SAST: проанализирован 171 строка кода в 9 классах, замечаний высокого и среднего приоритета нет.</w:t>
+        <w:t>SAST, SpotBugs + Find Security Bugs: 0 замечаний (рисунок 2).</w:t>
       </w:r>
     </w:p>
     <w:p>
@@ -3038,7 +1563,7 @@
           <w:sz w:val="28"/>
           <w:u w:val="none"/>
         </w:rPr>
-        <w:t>Рисунок 3 — Отчёт OWASP Dependency-Check из CI</w:t>
+        <w:t>Рисунок 3 — Отчёт OWASP Dependency-Check</w:t>
       </w:r>
     </w:p>
     <w:p>
@@ -3055,887 +1580,7 @@
           <w:sz w:val="28"/>
           <w:u w:val="none"/>
         </w:rPr>
-        <w:t>На рисунке 3 приведён отчёт SCA: проверено 95 зависимостей (49 уникальных), уязвимых зависимостей 0.</w:t>
-      </w:r>
-    </w:p>
-    <w:p>
-      <w:pPr>
-        <w:spacing w:line="360" w:lineRule="auto" w:before="0" w:after="0"/>
-        <w:ind w:firstLine="709"/>
-        <w:jc w:val="both"/>
-      </w:pPr>
-      <w:r>
-        <w:rPr>
-          <w:rFonts w:ascii="Times New Roman" w:hAnsi="Times New Roman" w:cs="Times New Roman" w:eastAsia="Times New Roman"/>
-          <w:b w:val="0"/>
-          <w:i w:val="0"/>
-          <w:sz w:val="28"/>
-          <w:u w:val="none"/>
-        </w:rPr>
-        <w:t>В ранних версиях pipeline сканер находил уязвимые версии зависимостей, в том числе встроенного Tomcat. Версии были обновлены (свойство tomcat.version 11.0.25 в pom.xml), после чего проверки проходят.</w:t>
-      </w:r>
-    </w:p>
-    <w:p>
-      <w:r>
-        <w:br w:type="page"/>
-      </w:r>
-    </w:p>
-    <w:p>
-      <w:pPr>
-        <w:pStyle w:val="Heading1"/>
-      </w:pPr>
-      <w:r>
-        <w:rPr>
-          <w:rFonts w:ascii="Times New Roman" w:hAnsi="Times New Roman" w:cs="Times New Roman" w:eastAsia="Times New Roman"/>
-          <w:b/>
-          <w:i w:val="0"/>
-          <w:sz w:val="32"/>
-          <w:u w:val="none"/>
-        </w:rPr>
-        <w:t>ТЕСТИРОВАНИЕ API</w:t>
-      </w:r>
-    </w:p>
-    <w:p>
-      <w:pPr>
-        <w:spacing w:line="360" w:lineRule="auto" w:before="0" w:after="0"/>
-        <w:ind w:firstLine="709"/>
-        <w:jc w:val="both"/>
-      </w:pPr>
-      <w:r>
-        <w:rPr>
-          <w:rFonts w:ascii="Times New Roman" w:hAnsi="Times New Roman" w:cs="Times New Roman" w:eastAsia="Times New Roman"/>
-          <w:b w:val="0"/>
-          <w:i w:val="0"/>
-          <w:sz w:val="28"/>
-          <w:u w:val="none"/>
-        </w:rPr>
-        <w:t>API проверено вручную через curl, полный протокол находится в файле docs/curl-session.txt репозитория.</w:t>
-      </w:r>
-    </w:p>
-    <w:p>
-      <w:pPr>
-        <w:spacing w:line="360" w:lineRule="auto" w:before="120" w:after="0"/>
-        <w:ind w:firstLine="0"/>
-        <w:jc w:val="left"/>
-      </w:pPr>
-      <w:r>
-        <w:rPr>
-          <w:rFonts w:ascii="Times New Roman" w:hAnsi="Times New Roman" w:cs="Times New Roman" w:eastAsia="Times New Roman"/>
-          <w:b w:val="0"/>
-          <w:i w:val="0"/>
-          <w:sz w:val="28"/>
-          <w:u w:val="none"/>
-        </w:rPr>
-        <w:t>Таблица 4 — Результаты ручной проверки API</w:t>
-      </w:r>
-    </w:p>
-    <w:tbl>
-      <w:tblPr>
-        <w:tblStyle w:val="TableGrid"/>
-        <w:tblW w:type="auto" w:w="0"/>
-        <w:tblLook w:firstColumn="1" w:firstRow="1" w:lastColumn="0" w:lastRow="0" w:noHBand="0" w:noVBand="1" w:val="04A0"/>
-      </w:tblPr>
-      <w:tblGrid>
-        <w:gridCol w:w="3213"/>
-        <w:gridCol w:w="3213"/>
-        <w:gridCol w:w="3213"/>
-      </w:tblGrid>
-      <w:tr>
-        <w:tc>
-          <w:tcPr>
-            <w:tcW w:type="dxa" w:w="3213"/>
-          </w:tcPr>
-          <w:p>
-            <w:pPr>
-              <w:spacing w:line="276" w:lineRule="auto"/>
-              <w:ind w:firstLine="0"/>
-            </w:pPr>
-            <w:r/>
-            <w:r>
-              <w:rPr>
-                <w:rFonts w:ascii="Times New Roman" w:hAnsi="Times New Roman" w:cs="Times New Roman" w:eastAsia="Times New Roman"/>
-                <w:b/>
-                <w:i w:val="0"/>
-                <w:sz w:val="28"/>
-                <w:u w:val="none"/>
-              </w:rPr>
-              <w:t>Сценарий</w:t>
-            </w:r>
-          </w:p>
-        </w:tc>
-        <w:tc>
-          <w:tcPr>
-            <w:tcW w:type="dxa" w:w="3213"/>
-          </w:tcPr>
-          <w:p>
-            <w:pPr>
-              <w:spacing w:line="276" w:lineRule="auto"/>
-              <w:ind w:firstLine="0"/>
-            </w:pPr>
-            <w:r/>
-            <w:r>
-              <w:rPr>
-                <w:rFonts w:ascii="Times New Roman" w:hAnsi="Times New Roman" w:cs="Times New Roman" w:eastAsia="Times New Roman"/>
-                <w:b/>
-                <w:i w:val="0"/>
-                <w:sz w:val="28"/>
-                <w:u w:val="none"/>
-              </w:rPr>
-              <w:t>Ожидаемый ответ</w:t>
-            </w:r>
-          </w:p>
-        </w:tc>
-        <w:tc>
-          <w:tcPr>
-            <w:tcW w:type="dxa" w:w="3213"/>
-          </w:tcPr>
-          <w:p>
-            <w:pPr>
-              <w:spacing w:line="276" w:lineRule="auto"/>
-              <w:ind w:firstLine="0"/>
-            </w:pPr>
-            <w:r/>
-            <w:r>
-              <w:rPr>
-                <w:rFonts w:ascii="Times New Roman" w:hAnsi="Times New Roman" w:cs="Times New Roman" w:eastAsia="Times New Roman"/>
-                <w:b/>
-                <w:i w:val="0"/>
-                <w:sz w:val="28"/>
-                <w:u w:val="none"/>
-              </w:rPr>
-              <w:t>Фактический ответ</w:t>
-            </w:r>
-          </w:p>
-        </w:tc>
-      </w:tr>
-      <w:tr>
-        <w:tc>
-          <w:tcPr>
-            <w:tcW w:type="dxa" w:w="3213"/>
-          </w:tcPr>
-          <w:p>
-            <w:pPr>
-              <w:spacing w:line="276" w:lineRule="auto"/>
-              <w:ind w:firstLine="0"/>
-            </w:pPr>
-            <w:r/>
-            <w:r>
-              <w:rPr>
-                <w:rFonts w:ascii="Times New Roman" w:hAnsi="Times New Roman" w:cs="Times New Roman" w:eastAsia="Times New Roman"/>
-                <w:b w:val="0"/>
-                <w:i w:val="0"/>
-                <w:sz w:val="28"/>
-                <w:u w:val="none"/>
-              </w:rPr>
-              <w:t>GET /api/data без токена</w:t>
-            </w:r>
-          </w:p>
-        </w:tc>
-        <w:tc>
-          <w:tcPr>
-            <w:tcW w:type="dxa" w:w="3213"/>
-          </w:tcPr>
-          <w:p>
-            <w:pPr>
-              <w:spacing w:line="276" w:lineRule="auto"/>
-              <w:ind w:firstLine="0"/>
-            </w:pPr>
-            <w:r/>
-            <w:r>
-              <w:rPr>
-                <w:rFonts w:ascii="Times New Roman" w:hAnsi="Times New Roman" w:cs="Times New Roman" w:eastAsia="Times New Roman"/>
-                <w:b w:val="0"/>
-                <w:i w:val="0"/>
-                <w:sz w:val="28"/>
-                <w:u w:val="none"/>
-              </w:rPr>
-              <w:t>401</w:t>
-            </w:r>
-          </w:p>
-        </w:tc>
-        <w:tc>
-          <w:tcPr>
-            <w:tcW w:type="dxa" w:w="3213"/>
-          </w:tcPr>
-          <w:p>
-            <w:pPr>
-              <w:spacing w:line="276" w:lineRule="auto"/>
-              <w:ind w:firstLine="0"/>
-            </w:pPr>
-            <w:r/>
-            <w:r>
-              <w:rPr>
-                <w:rFonts w:ascii="Times New Roman" w:hAnsi="Times New Roman" w:cs="Times New Roman" w:eastAsia="Times New Roman"/>
-                <w:b w:val="0"/>
-                <w:i w:val="0"/>
-                <w:sz w:val="28"/>
-                <w:u w:val="none"/>
-              </w:rPr>
-              <w:t>401</w:t>
-            </w:r>
-          </w:p>
-        </w:tc>
-      </w:tr>
-      <w:tr>
-        <w:tc>
-          <w:tcPr>
-            <w:tcW w:type="dxa" w:w="3213"/>
-          </w:tcPr>
-          <w:p>
-            <w:pPr>
-              <w:spacing w:line="276" w:lineRule="auto"/>
-              <w:ind w:firstLine="0"/>
-            </w:pPr>
-            <w:r/>
-            <w:r>
-              <w:rPr>
-                <w:rFonts w:ascii="Times New Roman" w:hAnsi="Times New Roman" w:cs="Times New Roman" w:eastAsia="Times New Roman"/>
-                <w:b w:val="0"/>
-                <w:i w:val="0"/>
-                <w:sz w:val="28"/>
-                <w:u w:val="none"/>
-              </w:rPr>
-              <w:t>Вход с неверным паролем</w:t>
-            </w:r>
-          </w:p>
-        </w:tc>
-        <w:tc>
-          <w:tcPr>
-            <w:tcW w:type="dxa" w:w="3213"/>
-          </w:tcPr>
-          <w:p>
-            <w:pPr>
-              <w:spacing w:line="276" w:lineRule="auto"/>
-              <w:ind w:firstLine="0"/>
-            </w:pPr>
-            <w:r/>
-            <w:r>
-              <w:rPr>
-                <w:rFonts w:ascii="Times New Roman" w:hAnsi="Times New Roman" w:cs="Times New Roman" w:eastAsia="Times New Roman"/>
-                <w:b w:val="0"/>
-                <w:i w:val="0"/>
-                <w:sz w:val="28"/>
-                <w:u w:val="none"/>
-              </w:rPr>
-              <w:t>401</w:t>
-            </w:r>
-          </w:p>
-        </w:tc>
-        <w:tc>
-          <w:tcPr>
-            <w:tcW w:type="dxa" w:w="3213"/>
-          </w:tcPr>
-          <w:p>
-            <w:pPr>
-              <w:spacing w:line="276" w:lineRule="auto"/>
-              <w:ind w:firstLine="0"/>
-            </w:pPr>
-            <w:r/>
-            <w:r>
-              <w:rPr>
-                <w:rFonts w:ascii="Times New Roman" w:hAnsi="Times New Roman" w:cs="Times New Roman" w:eastAsia="Times New Roman"/>
-                <w:b w:val="0"/>
-                <w:i w:val="0"/>
-                <w:sz w:val="28"/>
-                <w:u w:val="none"/>
-              </w:rPr>
-              <w:t>401</w:t>
-            </w:r>
-          </w:p>
-        </w:tc>
-      </w:tr>
-      <w:tr>
-        <w:tc>
-          <w:tcPr>
-            <w:tcW w:type="dxa" w:w="3213"/>
-          </w:tcPr>
-          <w:p>
-            <w:pPr>
-              <w:spacing w:line="276" w:lineRule="auto"/>
-              <w:ind w:firstLine="0"/>
-            </w:pPr>
-            <w:r/>
-            <w:r>
-              <w:rPr>
-                <w:rFonts w:ascii="Times New Roman" w:hAnsi="Times New Roman" w:cs="Times New Roman" w:eastAsia="Times New Roman"/>
-                <w:b w:val="0"/>
-                <w:i w:val="0"/>
-                <w:sz w:val="28"/>
-                <w:u w:val="none"/>
-              </w:rPr>
-              <w:t>Вход admin с верным паролем</w:t>
-            </w:r>
-          </w:p>
-        </w:tc>
-        <w:tc>
-          <w:tcPr>
-            <w:tcW w:type="dxa" w:w="3213"/>
-          </w:tcPr>
-          <w:p>
-            <w:pPr>
-              <w:spacing w:line="276" w:lineRule="auto"/>
-              <w:ind w:firstLine="0"/>
-            </w:pPr>
-            <w:r/>
-            <w:r>
-              <w:rPr>
-                <w:rFonts w:ascii="Times New Roman" w:hAnsi="Times New Roman" w:cs="Times New Roman" w:eastAsia="Times New Roman"/>
-                <w:b w:val="0"/>
-                <w:i w:val="0"/>
-                <w:sz w:val="28"/>
-                <w:u w:val="none"/>
-              </w:rPr>
-              <w:t>200 и JWT</w:t>
-            </w:r>
-          </w:p>
-        </w:tc>
-        <w:tc>
-          <w:tcPr>
-            <w:tcW w:type="dxa" w:w="3213"/>
-          </w:tcPr>
-          <w:p>
-            <w:pPr>
-              <w:spacing w:line="276" w:lineRule="auto"/>
-              <w:ind w:firstLine="0"/>
-            </w:pPr>
-            <w:r/>
-            <w:r>
-              <w:rPr>
-                <w:rFonts w:ascii="Times New Roman" w:hAnsi="Times New Roman" w:cs="Times New Roman" w:eastAsia="Times New Roman"/>
-                <w:b w:val="0"/>
-                <w:i w:val="0"/>
-                <w:sz w:val="28"/>
-                <w:u w:val="none"/>
-              </w:rPr>
-              <w:t>200 и JWT, expiresIn 900</w:t>
-            </w:r>
-          </w:p>
-        </w:tc>
-      </w:tr>
-      <w:tr>
-        <w:tc>
-          <w:tcPr>
-            <w:tcW w:type="dxa" w:w="3213"/>
-          </w:tcPr>
-          <w:p>
-            <w:pPr>
-              <w:spacing w:line="276" w:lineRule="auto"/>
-              <w:ind w:firstLine="0"/>
-            </w:pPr>
-            <w:r/>
-            <w:r>
-              <w:rPr>
-                <w:rFonts w:ascii="Times New Roman" w:hAnsi="Times New Roman" w:cs="Times New Roman" w:eastAsia="Times New Roman"/>
-                <w:b w:val="0"/>
-                <w:i w:val="0"/>
-                <w:sz w:val="28"/>
-                <w:u w:val="none"/>
-              </w:rPr>
-              <w:t>GET /api/data с токеном</w:t>
-            </w:r>
-          </w:p>
-        </w:tc>
-        <w:tc>
-          <w:tcPr>
-            <w:tcW w:type="dxa" w:w="3213"/>
-          </w:tcPr>
-          <w:p>
-            <w:pPr>
-              <w:spacing w:line="276" w:lineRule="auto"/>
-              <w:ind w:firstLine="0"/>
-            </w:pPr>
-            <w:r/>
-            <w:r>
-              <w:rPr>
-                <w:rFonts w:ascii="Times New Roman" w:hAnsi="Times New Roman" w:cs="Times New Roman" w:eastAsia="Times New Roman"/>
-                <w:b w:val="0"/>
-                <w:i w:val="0"/>
-                <w:sz w:val="28"/>
-                <w:u w:val="none"/>
-              </w:rPr>
-              <w:t>200, список постов</w:t>
-            </w:r>
-          </w:p>
-        </w:tc>
-        <w:tc>
-          <w:tcPr>
-            <w:tcW w:type="dxa" w:w="3213"/>
-          </w:tcPr>
-          <w:p>
-            <w:pPr>
-              <w:spacing w:line="276" w:lineRule="auto"/>
-              <w:ind w:firstLine="0"/>
-            </w:pPr>
-            <w:r/>
-            <w:r>
-              <w:rPr>
-                <w:rFonts w:ascii="Times New Roman" w:hAnsi="Times New Roman" w:cs="Times New Roman" w:eastAsia="Times New Roman"/>
-                <w:b w:val="0"/>
-                <w:i w:val="0"/>
-                <w:sz w:val="28"/>
-                <w:u w:val="none"/>
-              </w:rPr>
-              <w:t>200, 2 поста</w:t>
-            </w:r>
-          </w:p>
-        </w:tc>
-      </w:tr>
-      <w:tr>
-        <w:tc>
-          <w:tcPr>
-            <w:tcW w:type="dxa" w:w="3213"/>
-          </w:tcPr>
-          <w:p>
-            <w:pPr>
-              <w:spacing w:line="276" w:lineRule="auto"/>
-              <w:ind w:firstLine="0"/>
-            </w:pPr>
-            <w:r/>
-            <w:r>
-              <w:rPr>
-                <w:rFonts w:ascii="Times New Roman" w:hAnsi="Times New Roman" w:cs="Times New Roman" w:eastAsia="Times New Roman"/>
-                <w:b w:val="0"/>
-                <w:i w:val="0"/>
-                <w:sz w:val="28"/>
-                <w:u w:val="none"/>
-              </w:rPr>
-              <w:t>POST /api/posts с тегом script в заголовке</w:t>
-            </w:r>
-          </w:p>
-        </w:tc>
-        <w:tc>
-          <w:tcPr>
-            <w:tcW w:type="dxa" w:w="3213"/>
-          </w:tcPr>
-          <w:p>
-            <w:pPr>
-              <w:spacing w:line="276" w:lineRule="auto"/>
-              <w:ind w:firstLine="0"/>
-            </w:pPr>
-            <w:r/>
-            <w:r>
-              <w:rPr>
-                <w:rFonts w:ascii="Times New Roman" w:hAnsi="Times New Roman" w:cs="Times New Roman" w:eastAsia="Times New Roman"/>
-                <w:b w:val="0"/>
-                <w:i w:val="0"/>
-                <w:sz w:val="28"/>
-                <w:u w:val="none"/>
-              </w:rPr>
-              <w:t>201, HTML экранирован</w:t>
-            </w:r>
-          </w:p>
-        </w:tc>
-        <w:tc>
-          <w:tcPr>
-            <w:tcW w:type="dxa" w:w="3213"/>
-          </w:tcPr>
-          <w:p>
-            <w:pPr>
-              <w:spacing w:line="276" w:lineRule="auto"/>
-              <w:ind w:firstLine="0"/>
-            </w:pPr>
-            <w:r/>
-            <w:r>
-              <w:rPr>
-                <w:rFonts w:ascii="Times New Roman" w:hAnsi="Times New Roman" w:cs="Times New Roman" w:eastAsia="Times New Roman"/>
-                <w:b w:val="0"/>
-                <w:i w:val="0"/>
-                <w:sz w:val="28"/>
-                <w:u w:val="none"/>
-              </w:rPr>
-              <w:t>201, &amp;lt;script&amp;gt;...</w:t>
-            </w:r>
-          </w:p>
-        </w:tc>
-      </w:tr>
-      <w:tr>
-        <w:tc>
-          <w:tcPr>
-            <w:tcW w:type="dxa" w:w="3213"/>
-          </w:tcPr>
-          <w:p>
-            <w:pPr>
-              <w:spacing w:line="276" w:lineRule="auto"/>
-              <w:ind w:firstLine="0"/>
-            </w:pPr>
-            <w:r/>
-            <w:r>
-              <w:rPr>
-                <w:rFonts w:ascii="Times New Roman" w:hAnsi="Times New Roman" w:cs="Times New Roman" w:eastAsia="Times New Roman"/>
-                <w:b w:val="0"/>
-                <w:i w:val="0"/>
-                <w:sz w:val="28"/>
-                <w:u w:val="none"/>
-              </w:rPr>
-              <w:t>GET /api/data?query=' OR '1'='1</w:t>
-            </w:r>
-          </w:p>
-        </w:tc>
-        <w:tc>
-          <w:tcPr>
-            <w:tcW w:type="dxa" w:w="3213"/>
-          </w:tcPr>
-          <w:p>
-            <w:pPr>
-              <w:spacing w:line="276" w:lineRule="auto"/>
-              <w:ind w:firstLine="0"/>
-            </w:pPr>
-            <w:r/>
-            <w:r>
-              <w:rPr>
-                <w:rFonts w:ascii="Times New Roman" w:hAnsi="Times New Roman" w:cs="Times New Roman" w:eastAsia="Times New Roman"/>
-                <w:b w:val="0"/>
-                <w:i w:val="0"/>
-                <w:sz w:val="28"/>
-                <w:u w:val="none"/>
-              </w:rPr>
-              <w:t>Пустой список без ошибки</w:t>
-            </w:r>
-          </w:p>
-        </w:tc>
-        <w:tc>
-          <w:tcPr>
-            <w:tcW w:type="dxa" w:w="3213"/>
-          </w:tcPr>
-          <w:p>
-            <w:pPr>
-              <w:spacing w:line="276" w:lineRule="auto"/>
-              <w:ind w:firstLine="0"/>
-            </w:pPr>
-            <w:r/>
-            <w:r>
-              <w:rPr>
-                <w:rFonts w:ascii="Times New Roman" w:hAnsi="Times New Roman" w:cs="Times New Roman" w:eastAsia="Times New Roman"/>
-                <w:b w:val="0"/>
-                <w:i w:val="0"/>
-                <w:sz w:val="28"/>
-                <w:u w:val="none"/>
-              </w:rPr>
-              <w:t>{"items":[],"total":0}</w:t>
-            </w:r>
-          </w:p>
-        </w:tc>
-      </w:tr>
-      <w:tr>
-        <w:tc>
-          <w:tcPr>
-            <w:tcW w:type="dxa" w:w="3213"/>
-          </w:tcPr>
-          <w:p>
-            <w:pPr>
-              <w:spacing w:line="276" w:lineRule="auto"/>
-              <w:ind w:firstLine="0"/>
-            </w:pPr>
-            <w:r/>
-            <w:r>
-              <w:rPr>
-                <w:rFonts w:ascii="Times New Roman" w:hAnsi="Times New Roman" w:cs="Times New Roman" w:eastAsia="Times New Roman"/>
-                <w:b w:val="0"/>
-                <w:i w:val="0"/>
-                <w:sz w:val="28"/>
-                <w:u w:val="none"/>
-              </w:rPr>
-              <w:t>Токен с изменённой подписью</w:t>
-            </w:r>
-          </w:p>
-        </w:tc>
-        <w:tc>
-          <w:tcPr>
-            <w:tcW w:type="dxa" w:w="3213"/>
-          </w:tcPr>
-          <w:p>
-            <w:pPr>
-              <w:spacing w:line="276" w:lineRule="auto"/>
-              <w:ind w:firstLine="0"/>
-            </w:pPr>
-            <w:r/>
-            <w:r>
-              <w:rPr>
-                <w:rFonts w:ascii="Times New Roman" w:hAnsi="Times New Roman" w:cs="Times New Roman" w:eastAsia="Times New Roman"/>
-                <w:b w:val="0"/>
-                <w:i w:val="0"/>
-                <w:sz w:val="28"/>
-                <w:u w:val="none"/>
-              </w:rPr>
-              <w:t>401</w:t>
-            </w:r>
-          </w:p>
-        </w:tc>
-        <w:tc>
-          <w:tcPr>
-            <w:tcW w:type="dxa" w:w="3213"/>
-          </w:tcPr>
-          <w:p>
-            <w:pPr>
-              <w:spacing w:line="276" w:lineRule="auto"/>
-              <w:ind w:firstLine="0"/>
-            </w:pPr>
-            <w:r/>
-            <w:r>
-              <w:rPr>
-                <w:rFonts w:ascii="Times New Roman" w:hAnsi="Times New Roman" w:cs="Times New Roman" w:eastAsia="Times New Roman"/>
-                <w:b w:val="0"/>
-                <w:i w:val="0"/>
-                <w:sz w:val="28"/>
-                <w:u w:val="none"/>
-              </w:rPr>
-              <w:t>401</w:t>
-            </w:r>
-          </w:p>
-        </w:tc>
-      </w:tr>
-      <w:tr>
-        <w:tc>
-          <w:tcPr>
-            <w:tcW w:type="dxa" w:w="3213"/>
-          </w:tcPr>
-          <w:p>
-            <w:pPr>
-              <w:spacing w:line="276" w:lineRule="auto"/>
-              <w:ind w:firstLine="0"/>
-            </w:pPr>
-            <w:r/>
-            <w:r>
-              <w:rPr>
-                <w:rFonts w:ascii="Times New Roman" w:hAnsi="Times New Roman" w:cs="Times New Roman" w:eastAsia="Times New Roman"/>
-                <w:b w:val="0"/>
-                <w:i w:val="0"/>
-                <w:sz w:val="28"/>
-                <w:u w:val="none"/>
-              </w:rPr>
-              <w:t>POST /api/posts без токена</w:t>
-            </w:r>
-          </w:p>
-        </w:tc>
-        <w:tc>
-          <w:tcPr>
-            <w:tcW w:type="dxa" w:w="3213"/>
-          </w:tcPr>
-          <w:p>
-            <w:pPr>
-              <w:spacing w:line="276" w:lineRule="auto"/>
-              <w:ind w:firstLine="0"/>
-            </w:pPr>
-            <w:r/>
-            <w:r>
-              <w:rPr>
-                <w:rFonts w:ascii="Times New Roman" w:hAnsi="Times New Roman" w:cs="Times New Roman" w:eastAsia="Times New Roman"/>
-                <w:b w:val="0"/>
-                <w:i w:val="0"/>
-                <w:sz w:val="28"/>
-                <w:u w:val="none"/>
-              </w:rPr>
-              <w:t>401</w:t>
-            </w:r>
-          </w:p>
-        </w:tc>
-        <w:tc>
-          <w:tcPr>
-            <w:tcW w:type="dxa" w:w="3213"/>
-          </w:tcPr>
-          <w:p>
-            <w:pPr>
-              <w:spacing w:line="276" w:lineRule="auto"/>
-              <w:ind w:firstLine="0"/>
-            </w:pPr>
-            <w:r/>
-            <w:r>
-              <w:rPr>
-                <w:rFonts w:ascii="Times New Roman" w:hAnsi="Times New Roman" w:cs="Times New Roman" w:eastAsia="Times New Roman"/>
-                <w:b w:val="0"/>
-                <w:i w:val="0"/>
-                <w:sz w:val="28"/>
-                <w:u w:val="none"/>
-              </w:rPr>
-              <w:t>401</w:t>
-            </w:r>
-          </w:p>
-        </w:tc>
-      </w:tr>
-    </w:tbl>
-    <w:p>
-      <w:pPr>
-        <w:spacing w:line="360" w:lineRule="auto" w:before="0" w:after="0"/>
-        <w:ind w:firstLine="709"/>
-        <w:jc w:val="both"/>
-      </w:pPr>
-      <w:r>
-        <w:rPr>
-          <w:rFonts w:ascii="Times New Roman" w:hAnsi="Times New Roman" w:cs="Times New Roman" w:eastAsia="Times New Roman"/>
-          <w:b w:val="0"/>
-          <w:i w:val="0"/>
-          <w:sz w:val="28"/>
-          <w:u w:val="none"/>
-        </w:rPr>
-        <w:t>Все сценарии в таблице 4 дали ожидаемый результат: аутентификация работает, доступ без токена запрещён, XSS- и SQLi-нагрузки обезврежены.</w:t>
-      </w:r>
-    </w:p>
-    <w:p>
-      <w:pPr>
-        <w:spacing w:line="240" w:lineRule="auto" w:before="0" w:after="0"/>
-        <w:ind w:left="283" w:firstLine="0"/>
-        <w:jc w:val="left"/>
-      </w:pPr>
-      <w:r>
-        <w:rPr>
-          <w:rFonts w:ascii="Courier New" w:hAnsi="Courier New" w:cs="Courier New" w:eastAsia="Courier New"/>
-          <w:sz w:val="22"/>
-        </w:rPr>
-        <w:t>$ curl -i localhost:8080/api/data</w:t>
-      </w:r>
-    </w:p>
-    <w:p>
-      <w:pPr>
-        <w:spacing w:line="240" w:lineRule="auto" w:before="0" w:after="0"/>
-        <w:ind w:left="283" w:firstLine="0"/>
-        <w:jc w:val="left"/>
-      </w:pPr>
-      <w:r>
-        <w:rPr>
-          <w:rFonts w:ascii="Courier New" w:hAnsi="Courier New" w:cs="Courier New" w:eastAsia="Courier New"/>
-          <w:sz w:val="22"/>
-        </w:rPr>
-        <w:t>HTTP/1.1 401</w:t>
-      </w:r>
-    </w:p>
-    <w:p>
-      <w:pPr>
-        <w:spacing w:line="240" w:lineRule="auto" w:before="0" w:after="0"/>
-        <w:ind w:left="283" w:firstLine="0"/>
-        <w:jc w:val="left"/>
-      </w:pPr>
-      <w:r>
-        <w:rPr>
-          <w:rFonts w:ascii="Courier New" w:hAnsi="Courier New" w:cs="Courier New" w:eastAsia="Courier New"/>
-          <w:sz w:val="22"/>
-        </w:rPr>
-        <w:t xml:space="preserve"> </w:t>
-      </w:r>
-    </w:p>
-    <w:p>
-      <w:pPr>
-        <w:spacing w:line="240" w:lineRule="auto" w:before="0" w:after="0"/>
-        <w:ind w:left="283" w:firstLine="0"/>
-        <w:jc w:val="left"/>
-      </w:pPr>
-      <w:r>
-        <w:rPr>
-          <w:rFonts w:ascii="Courier New" w:hAnsi="Courier New" w:cs="Courier New" w:eastAsia="Courier New"/>
-          <w:sz w:val="22"/>
-        </w:rPr>
-        <w:t>$ curl -G localhost:8080/api/data --data-urlencode "query=' OR '1'='1" \</w:t>
-      </w:r>
-    </w:p>
-    <w:p>
-      <w:pPr>
-        <w:spacing w:line="240" w:lineRule="auto" w:before="0" w:after="0"/>
-        <w:ind w:left="283" w:firstLine="0"/>
-        <w:jc w:val="left"/>
-      </w:pPr>
-      <w:r>
-        <w:rPr>
-          <w:rFonts w:ascii="Courier New" w:hAnsi="Courier New" w:cs="Courier New" w:eastAsia="Courier New"/>
-          <w:sz w:val="22"/>
-        </w:rPr>
-        <w:t xml:space="preserve">       -H "Authorization: Bearer $TOKEN"</w:t>
-      </w:r>
-    </w:p>
-    <w:p>
-      <w:pPr>
-        <w:spacing w:line="240" w:lineRule="auto" w:before="0" w:after="0"/>
-        <w:ind w:left="283" w:firstLine="0"/>
-        <w:jc w:val="left"/>
-      </w:pPr>
-      <w:r>
-        <w:rPr>
-          <w:rFonts w:ascii="Courier New" w:hAnsi="Courier New" w:cs="Courier New" w:eastAsia="Courier New"/>
-          <w:sz w:val="22"/>
-        </w:rPr>
-        <w:t>{"items":[],"total":0}</w:t>
-      </w:r>
-    </w:p>
-    <w:p>
-      <w:pPr>
-        <w:spacing w:line="240" w:lineRule="auto" w:before="0" w:after="0"/>
-        <w:ind w:left="283" w:firstLine="0"/>
-        <w:jc w:val="left"/>
-      </w:pPr>
-      <w:r>
-        <w:rPr>
-          <w:rFonts w:ascii="Courier New" w:hAnsi="Courier New" w:cs="Courier New" w:eastAsia="Courier New"/>
-          <w:sz w:val="22"/>
-        </w:rPr>
-        <w:t xml:space="preserve"> </w:t>
-      </w:r>
-    </w:p>
-    <w:p>
-      <w:pPr>
-        <w:spacing w:line="240" w:lineRule="auto" w:before="0" w:after="0"/>
-        <w:ind w:left="283" w:firstLine="0"/>
-        <w:jc w:val="left"/>
-      </w:pPr>
-      <w:r>
-        <w:rPr>
-          <w:rFonts w:ascii="Courier New" w:hAnsi="Courier New" w:cs="Courier New" w:eastAsia="Courier New"/>
-          <w:sz w:val="22"/>
-        </w:rPr>
-        <w:t>$ curl -X POST localhost:8080/api/posts -H "Authorization: Bearer $TOKEN" \</w:t>
-      </w:r>
-    </w:p>
-    <w:p>
-      <w:pPr>
-        <w:spacing w:line="240" w:lineRule="auto" w:before="0" w:after="0"/>
-        <w:ind w:left="283" w:firstLine="0"/>
-        <w:jc w:val="left"/>
-      </w:pPr>
-      <w:r>
-        <w:rPr>
-          <w:rFonts w:ascii="Courier New" w:hAnsi="Courier New" w:cs="Courier New" w:eastAsia="Courier New"/>
-          <w:sz w:val="22"/>
-        </w:rPr>
-        <w:t xml:space="preserve">       -H 'Content-Type: application/json' \</w:t>
-      </w:r>
-    </w:p>
-    <w:p>
-      <w:pPr>
-        <w:spacing w:line="240" w:lineRule="auto" w:before="0" w:after="0"/>
-        <w:ind w:left="283" w:firstLine="0"/>
-        <w:jc w:val="left"/>
-      </w:pPr>
-      <w:r>
-        <w:rPr>
-          <w:rFonts w:ascii="Courier New" w:hAnsi="Courier New" w:cs="Courier New" w:eastAsia="Courier New"/>
-          <w:sz w:val="22"/>
-        </w:rPr>
-        <w:t xml:space="preserve">       -d '{"title":"&lt;script&gt;alert(1)&lt;/script&gt;Тест","content":"&lt;img src=x onerror=alert(1)&gt;текст"}'</w:t>
-      </w:r>
-    </w:p>
-    <w:p>
-      <w:pPr>
-        <w:spacing w:line="240" w:lineRule="auto" w:before="0" w:after="0"/>
-        <w:ind w:left="283" w:firstLine="0"/>
-        <w:jc w:val="left"/>
-      </w:pPr>
-      <w:r>
-        <w:rPr>
-          <w:rFonts w:ascii="Courier New" w:hAnsi="Courier New" w:cs="Courier New" w:eastAsia="Courier New"/>
-          <w:sz w:val="22"/>
-        </w:rPr>
-        <w:t>{"id":3,"title":"&amp;lt;script&amp;gt;alert(1)&amp;lt;/script&amp;gt;Тест",</w:t>
-      </w:r>
-    </w:p>
-    <w:p>
-      <w:pPr>
-        <w:spacing w:line="240" w:lineRule="auto" w:before="0" w:after="0"/>
-        <w:ind w:left="283" w:firstLine="0"/>
-        <w:jc w:val="left"/>
-      </w:pPr>
-      <w:r>
-        <w:rPr>
-          <w:rFonts w:ascii="Courier New" w:hAnsi="Courier New" w:cs="Courier New" w:eastAsia="Courier New"/>
-          <w:sz w:val="22"/>
-        </w:rPr>
-        <w:t xml:space="preserve"> "content":"&amp;lt;img src=x onerror=alert(1)&amp;gt;текст","author":"admin",...}</w:t>
+        <w:t>SCA, OWASP Dependency-Check: 95 зависимостей (49 уникальных), 0 уязвимостей (рисунок 3).</w:t>
       </w:r>
     </w:p>
     <w:p>
@@ -3973,277 +1618,6 @@
           <w:u w:val="none"/>
         </w:rPr>
         <w:t>Запуск #54 workflow Build and Security Checks: https://github.com/r4m63/infobez-itmo/actions/runs/36620490824/job/109584335296.</w:t>
-      </w:r>
-    </w:p>
-    <w:p>
-      <w:r>
-        <w:br w:type="page"/>
-      </w:r>
-    </w:p>
-    <w:p>
-      <w:pPr>
-        <w:pStyle w:val="Heading1"/>
-      </w:pPr>
-      <w:r>
-        <w:rPr>
-          <w:rFonts w:ascii="Times New Roman" w:hAnsi="Times New Roman" w:cs="Times New Roman" w:eastAsia="Times New Roman"/>
-          <w:b/>
-          <w:i w:val="0"/>
-          <w:sz w:val="32"/>
-          <w:u w:val="none"/>
-        </w:rPr>
-        <w:t>ОТВЕТЫ НА КОНТРОЛЬНЫЕ ВОПРОСЫ</w:t>
-      </w:r>
-    </w:p>
-    <w:p>
-      <w:pPr>
-        <w:spacing w:line="360" w:lineRule="auto" w:before="120" w:after="120"/>
-        <w:ind w:firstLine="709"/>
-        <w:jc w:val="both"/>
-      </w:pPr>
-      <w:r>
-        <w:rPr>
-          <w:rFonts w:ascii="Times New Roman" w:hAnsi="Times New Roman" w:cs="Times New Roman" w:eastAsia="Times New Roman"/>
-          <w:b/>
-          <w:i w:val="0"/>
-          <w:sz w:val="28"/>
-          <w:u w:val="none"/>
-        </w:rPr>
-        <w:t>Вопрос 1. Почему хэширование пароля с помощью bcrypt предпочтительнее SHA-256?</w:t>
-      </w:r>
-    </w:p>
-    <w:p>
-      <w:pPr>
-        <w:spacing w:line="360" w:lineRule="auto" w:before="0" w:after="0"/>
-        <w:ind w:firstLine="709"/>
-        <w:jc w:val="both"/>
-      </w:pPr>
-      <w:r>
-        <w:rPr>
-          <w:rFonts w:ascii="Times New Roman" w:hAnsi="Times New Roman" w:cs="Times New Roman" w:eastAsia="Times New Roman"/>
-          <w:b w:val="0"/>
-          <w:i w:val="0"/>
-          <w:sz w:val="28"/>
-          <w:u w:val="none"/>
-        </w:rPr>
-        <w:t>SHA-256 создан быстрым: видеокарта перебирает миллиарды хэшей в секунду, поэтому украденную базу легко атаковать словарём. bcrypt намеренно медленный, его стоимость настраивается (в проекте 2^12 раундов) и её можно повышать вслед за ростом мощности железа. Соль генерируется для каждого пароля и хранится внутри хэша, поэтому радужные таблицы бесполезны, а одинаковые пароли дают разные хэши.</w:t>
-      </w:r>
-    </w:p>
-    <w:p>
-      <w:pPr>
-        <w:spacing w:line="360" w:lineRule="auto" w:before="120" w:after="120"/>
-        <w:ind w:firstLine="709"/>
-        <w:jc w:val="both"/>
-      </w:pPr>
-      <w:r>
-        <w:rPr>
-          <w:rFonts w:ascii="Times New Roman" w:hAnsi="Times New Roman" w:cs="Times New Roman" w:eastAsia="Times New Roman"/>
-          <w:b/>
-          <w:i w:val="0"/>
-          <w:sz w:val="28"/>
-          <w:u w:val="none"/>
-        </w:rPr>
-        <w:t>Вопрос 2. В чём основная разница между SAST и DAST?</w:t>
-      </w:r>
-    </w:p>
-    <w:p>
-      <w:pPr>
-        <w:spacing w:line="360" w:lineRule="auto" w:before="0" w:after="0"/>
-        <w:ind w:firstLine="709"/>
-        <w:jc w:val="both"/>
-      </w:pPr>
-      <w:r>
-        <w:rPr>
-          <w:rFonts w:ascii="Times New Roman" w:hAnsi="Times New Roman" w:cs="Times New Roman" w:eastAsia="Times New Roman"/>
-          <w:b w:val="0"/>
-          <w:i w:val="0"/>
-          <w:sz w:val="28"/>
-          <w:u w:val="none"/>
-        </w:rPr>
-        <w:t>SAST анализирует исходный код или байткод без запуска приложения (белый ящик). Он находит проблему рано и указывает строку, но даёт ложные срабатывания и не видит ошибок конфигурации окружения. DAST атакует работающее приложение по HTTP (чёрный ящик): видит реальное поведение и настройки сервера, но не показывает место в коде и требует развёрнутого стенда.</w:t>
-      </w:r>
-    </w:p>
-    <w:p>
-      <w:pPr>
-        <w:spacing w:line="360" w:lineRule="auto" w:before="120" w:after="120"/>
-        <w:ind w:firstLine="709"/>
-        <w:jc w:val="both"/>
-      </w:pPr>
-      <w:r>
-        <w:rPr>
-          <w:rFonts w:ascii="Times New Roman" w:hAnsi="Times New Roman" w:cs="Times New Roman" w:eastAsia="Times New Roman"/>
-          <w:b/>
-          <w:i w:val="0"/>
-          <w:sz w:val="28"/>
-          <w:u w:val="none"/>
-        </w:rPr>
-        <w:t>Вопрос 3. Как работает JWT, что в нём содержится и как сервер проверяет подлинность?</w:t>
-      </w:r>
-    </w:p>
-    <w:p>
-      <w:pPr>
-        <w:spacing w:line="360" w:lineRule="auto" w:before="0" w:after="0"/>
-        <w:ind w:firstLine="709"/>
-        <w:jc w:val="both"/>
-      </w:pPr>
-      <w:r>
-        <w:rPr>
-          <w:rFonts w:ascii="Times New Roman" w:hAnsi="Times New Roman" w:cs="Times New Roman" w:eastAsia="Times New Roman"/>
-          <w:b w:val="0"/>
-          <w:i w:val="0"/>
-          <w:sz w:val="28"/>
-          <w:u w:val="none"/>
-        </w:rPr>
-        <w:t>Токен состоит из трёх частей header.payload.signature, закодированных Base64URL. Header хранит алгоритм подписи (HS256), payload хранит claims: в проекте это издатель iss, пользователь sub, время выпуска iat и истечения exp. Подпись вычисляется как HMAC-SHA256 от header.payload на секретном ключе сервера. При запросе сервер пересчитывает подпись своим ключом, сравнивает её с присланной, затем проверяет exp и iss. Payload не зашифрован, поэтому секреты в него класть нельзя.</w:t>
-      </w:r>
-    </w:p>
-    <w:p>
-      <w:pPr>
-        <w:spacing w:line="360" w:lineRule="auto" w:before="120" w:after="120"/>
-        <w:ind w:firstLine="709"/>
-        <w:jc w:val="both"/>
-      </w:pPr>
-      <w:r>
-        <w:rPr>
-          <w:rFonts w:ascii="Times New Roman" w:hAnsi="Times New Roman" w:cs="Times New Roman" w:eastAsia="Times New Roman"/>
-          <w:b/>
-          <w:i w:val="0"/>
-          <w:sz w:val="28"/>
-          <w:u w:val="none"/>
-        </w:rPr>
-        <w:t>Вопрос 4. Какие риски возникают без аудита сторонних зависимостей?</w:t>
-      </w:r>
-    </w:p>
-    <w:p>
-      <w:pPr>
-        <w:spacing w:line="360" w:lineRule="auto" w:before="0" w:after="0"/>
-        <w:ind w:firstLine="709"/>
-        <w:jc w:val="both"/>
-      </w:pPr>
-      <w:r>
-        <w:rPr>
-          <w:rFonts w:ascii="Times New Roman" w:hAnsi="Times New Roman" w:cs="Times New Roman" w:eastAsia="Times New Roman"/>
-          <w:b w:val="0"/>
-          <w:i w:val="0"/>
-          <w:sz w:val="28"/>
-          <w:u w:val="none"/>
-        </w:rPr>
-        <w:t>Большая часть кода приложения приходит из сторонних библиотек, в том числе транзитивных. Без аудита в продакшен попадают компоненты с известными CVE (например, Log4Shell или Spring4Shell), для которых уже есть готовые эксплойты. Растёт риск атак на цепочку поставок и лицензионных проблем. SCA в CI находит такие зависимости при каждом коммите, пока их легко обновить.</w:t>
-      </w:r>
-    </w:p>
-    <w:p>
-      <w:r>
-        <w:br w:type="page"/>
-      </w:r>
-    </w:p>
-    <w:p>
-      <w:pPr>
-        <w:pStyle w:val="Heading1"/>
-      </w:pPr>
-      <w:r>
-        <w:rPr>
-          <w:rFonts w:ascii="Times New Roman" w:hAnsi="Times New Roman" w:cs="Times New Roman" w:eastAsia="Times New Roman"/>
-          <w:b/>
-          <w:i w:val="0"/>
-          <w:sz w:val="32"/>
-          <w:u w:val="none"/>
-        </w:rPr>
-        <w:t>ЗАКЛЮЧЕНИЕ</w:t>
-      </w:r>
-    </w:p>
-    <w:p>
-      <w:pPr>
-        <w:spacing w:line="360" w:lineRule="auto" w:after="0"/>
-        <w:numPr>
-          <w:ilvl w:val="0"/>
-          <w:numId w:val="102"/>
-        </w:numPr>
-      </w:pPr>
-      <w:r>
-        <w:rPr>
-          <w:rFonts w:ascii="Times New Roman" w:hAnsi="Times New Roman" w:cs="Times New Roman" w:eastAsia="Times New Roman"/>
-          <w:b w:val="0"/>
-          <w:i w:val="0"/>
-          <w:sz w:val="28"/>
-          <w:u w:val="none"/>
-        </w:rPr>
-        <w:t>Реализован REST API на Spring Boot с тремя методами: вход, получение данных и создание поста.</w:t>
-      </w:r>
-    </w:p>
-    <w:p>
-      <w:pPr>
-        <w:spacing w:line="360" w:lineRule="auto" w:after="0"/>
-        <w:numPr>
-          <w:ilvl w:val="0"/>
-          <w:numId w:val="102"/>
-        </w:numPr>
-      </w:pPr>
-      <w:r>
-        <w:rPr>
-          <w:rFonts w:ascii="Times New Roman" w:hAnsi="Times New Roman" w:cs="Times New Roman" w:eastAsia="Times New Roman"/>
-          <w:b w:val="0"/>
-          <w:i w:val="0"/>
-          <w:sz w:val="28"/>
-          <w:u w:val="none"/>
-        </w:rPr>
-        <w:t>SQL-инъекции исключены параметризованными JPQL-запросами Hibernate.</w:t>
-      </w:r>
-    </w:p>
-    <w:p>
-      <w:pPr>
-        <w:spacing w:line="360" w:lineRule="auto" w:after="0"/>
-        <w:numPr>
-          <w:ilvl w:val="0"/>
-          <w:numId w:val="102"/>
-        </w:numPr>
-      </w:pPr>
-      <w:r>
-        <w:rPr>
-          <w:rFonts w:ascii="Times New Roman" w:hAnsi="Times New Roman" w:cs="Times New Roman" w:eastAsia="Times New Roman"/>
-          <w:b w:val="0"/>
-          <w:i w:val="0"/>
-          <w:sz w:val="28"/>
-          <w:u w:val="none"/>
-        </w:rPr>
-        <w:t>XSS предотвращён экранированием HtmlUtils.htmlEscape и заголовками CSP и nosniff.</w:t>
-      </w:r>
-    </w:p>
-    <w:p>
-      <w:pPr>
-        <w:spacing w:line="360" w:lineRule="auto" w:after="0"/>
-        <w:numPr>
-          <w:ilvl w:val="0"/>
-          <w:numId w:val="102"/>
-        </w:numPr>
-      </w:pPr>
-      <w:r>
-        <w:rPr>
-          <w:rFonts w:ascii="Times New Roman" w:hAnsi="Times New Roman" w:cs="Times New Roman" w:eastAsia="Times New Roman"/>
-          <w:b w:val="0"/>
-          <w:i w:val="0"/>
-          <w:sz w:val="28"/>
-          <w:u w:val="none"/>
-        </w:rPr>
-        <w:t>Аутентификация построена на JWT HS256 с проверкой в фильтре Spring Security, пароли хранятся как bcrypt-хэши.</w:t>
-      </w:r>
-    </w:p>
-    <w:p>
-      <w:pPr>
-        <w:spacing w:line="360" w:lineRule="auto" w:after="0"/>
-        <w:numPr>
-          <w:ilvl w:val="0"/>
-          <w:numId w:val="102"/>
-        </w:numPr>
-      </w:pPr>
-      <w:r>
-        <w:rPr>
-          <w:rFonts w:ascii="Times New Roman" w:hAnsi="Times New Roman" w:cs="Times New Roman" w:eastAsia="Times New Roman"/>
-          <w:b w:val="0"/>
-          <w:i w:val="0"/>
-          <w:sz w:val="28"/>
-          <w:u w:val="none"/>
-        </w:rPr>
-        <w:t>GitHub Actions на каждый push и pull request запускает сборку, SAST (SpotBugs) и SCA (OWASP Dependency-Check); последний запуск прошёл без замечаний и уязвимостей.</w:t>
       </w:r>
     </w:p>
     <w:sectPr>
@@ -4517,19 +1891,13 @@
     <w:abstractNumId w:val="0"/>
   </w:num>
   <w:num w:numId="100">
-    <w:abstractNumId w:val="7"/>
+    <w:abstractNumId w:val="8"/>
     <w:lvlOverride w:ilvl="0">
       <w:startOverride w:val="1"/>
     </w:lvlOverride>
   </w:num>
   <w:num w:numId="101">
     <w:abstractNumId w:val="8"/>
-    <w:lvlOverride w:ilvl="0">
-      <w:startOverride w:val="1"/>
-    </w:lvlOverride>
-  </w:num>
-  <w:num w:numId="102">
-    <w:abstractNumId w:val="7"/>
     <w:lvlOverride w:ilvl="0">
       <w:startOverride w:val="1"/>
     </w:lvlOverride>

--- a/docs/report.docx
+++ b/docs/report.docx
@@ -279,7 +279,31 @@
           <w:sz w:val="28"/>
           <w:u w:val="none"/>
         </w:rPr>
-        <w:t>Код проекта размещён в публичном репозитории GitHub: https://github.com/r4m63/infobez-itmo.</w:t>
+        <w:t xml:space="preserve">Код проекта размещён в публичном репозитории GitHub: </w:t>
+      </w:r>
+      <w:hyperlink r:id="rId15">
+        <w:r>
+          <w:rPr>
+            <w:rFonts w:ascii="Times New Roman" w:hAnsi="Times New Roman" w:cs="Times New Roman" w:eastAsia="Times New Roman"/>
+            <w:b w:val="0"/>
+            <w:i w:val="0"/>
+            <w:sz w:val="28"/>
+            <w:u w:val="none"/>
+            <w:color w:val="0563C1"/>
+            <w:u w:val="single"/>
+          </w:rPr>
+          <w:t xml:space="preserve">https://github.com/r4m63/infobez-itmo</w:t>
+        </w:r>
+      </w:hyperlink>
+      <w:r>
+        <w:rPr>
+          <w:rFonts w:ascii="Times New Roman" w:hAnsi="Times New Roman" w:cs="Times New Roman" w:eastAsia="Times New Roman"/>
+          <w:b w:val="0"/>
+          <w:i w:val="0"/>
+          <w:sz w:val="28"/>
+          <w:u w:val="none"/>
+        </w:rPr>
+        <w:t xml:space="preserve">.</w:t>
       </w:r>
     </w:p>
     <w:p>
@@ -335,8 +359,22 @@
           <w:sz w:val="28"/>
           <w:u w:val="none"/>
         </w:rPr>
-        <w:t>Репозиторий: https://github.com/r4m63/infobez-itmo</w:t>
+        <w:t xml:space="preserve">Репозиторий: </w:t>
       </w:r>
+      <w:hyperlink r:id="rId15">
+        <w:r>
+          <w:rPr>
+            <w:rFonts w:ascii="Times New Roman" w:hAnsi="Times New Roman" w:cs="Times New Roman" w:eastAsia="Times New Roman"/>
+            <w:b w:val="0"/>
+            <w:i w:val="0"/>
+            <w:sz w:val="28"/>
+            <w:u w:val="none"/>
+            <w:color w:val="0563C1"/>
+            <w:u w:val="single"/>
+          </w:rPr>
+          <w:t xml:space="preserve">https://github.com/r4m63/infobez-itmo</w:t>
+        </w:r>
+      </w:hyperlink>
     </w:p>
     <w:p>
       <w:pPr>
@@ -354,8 +392,22 @@
           <w:sz w:val="28"/>
           <w:u w:val="none"/>
         </w:rPr>
-        <w:t>Последний успешный запуск pipeline: https://github.com/r4m63/infobez-itmo/actions/runs/36620490824/job/109584335296</w:t>
+        <w:t xml:space="preserve">Последний успешный запуск pipeline: </w:t>
       </w:r>
+      <w:hyperlink r:id="rId16">
+        <w:r>
+          <w:rPr>
+            <w:rFonts w:ascii="Times New Roman" w:hAnsi="Times New Roman" w:cs="Times New Roman" w:eastAsia="Times New Roman"/>
+            <w:b w:val="0"/>
+            <w:i w:val="0"/>
+            <w:sz w:val="28"/>
+            <w:u w:val="none"/>
+            <w:color w:val="0563C1"/>
+            <w:u w:val="single"/>
+          </w:rPr>
+          <w:t xml:space="preserve">https://github.com/r4m63/infobez-itmo/actions/runs/36620490824/job/109584335296</w:t>
+        </w:r>
+      </w:hyperlink>
     </w:p>
     <w:p>
       <w:pPr>
@@ -386,7 +438,31 @@
           <w:sz w:val="28"/>
           <w:u w:val="none"/>
         </w:rPr>
-        <w:t>Запуск: ./mvnw spring-boot:run, приложение слушает http://localhost:8080. Учебные пользователи: admin / admin-password и user / user-password.</w:t>
+        <w:t xml:space="preserve">Запуск: ./mvnw spring-boot:run, приложение слушает </w:t>
+      </w:r>
+      <w:hyperlink r:id="rId17">
+        <w:r>
+          <w:rPr>
+            <w:rFonts w:ascii="Times New Roman" w:hAnsi="Times New Roman" w:cs="Times New Roman" w:eastAsia="Times New Roman"/>
+            <w:b w:val="0"/>
+            <w:i w:val="0"/>
+            <w:sz w:val="28"/>
+            <w:u w:val="none"/>
+            <w:color w:val="0563C1"/>
+            <w:u w:val="single"/>
+          </w:rPr>
+          <w:t xml:space="preserve">http://localhost:8080</w:t>
+        </w:r>
+      </w:hyperlink>
+      <w:r>
+        <w:rPr>
+          <w:rFonts w:ascii="Times New Roman" w:hAnsi="Times New Roman" w:cs="Times New Roman" w:eastAsia="Times New Roman"/>
+          <w:b w:val="0"/>
+          <w:i w:val="0"/>
+          <w:sz w:val="28"/>
+          <w:u w:val="none"/>
+        </w:rPr>
+        <w:t xml:space="preserve">. Учебные пользователи: admin / admin-password и user / user-password.</w:t>
       </w:r>
     </w:p>
     <w:p>
@@ -1045,7 +1121,31 @@
           <w:sz w:val="28"/>
           <w:u w:val="none"/>
         </w:rPr>
-        <w:t>SQL-запросы не собираются конкатенацией строк: все обращения к БД идут через ORM Hibernate (Spring Data JPA). Поиск по заголовку использует JPQL с именованным параметром (PostRepository.java):</w:t>
+        <w:t xml:space="preserve">SQL-запросы не собираются конкатенацией строк: все обращения к БД идут через ORM Hibernate (Spring Data JPA). Поиск по заголовку использует JPQL с именованным параметром (</w:t>
+      </w:r>
+      <w:hyperlink r:id="rId18">
+        <w:r>
+          <w:rPr>
+            <w:rFonts w:ascii="Times New Roman" w:hAnsi="Times New Roman" w:cs="Times New Roman" w:eastAsia="Times New Roman"/>
+            <w:b w:val="0"/>
+            <w:i w:val="0"/>
+            <w:sz w:val="28"/>
+            <w:u w:val="none"/>
+            <w:color w:val="0563C1"/>
+            <w:u w:val="single"/>
+          </w:rPr>
+          <w:t xml:space="preserve">PostRepository.java</w:t>
+        </w:r>
+      </w:hyperlink>
+      <w:r>
+        <w:rPr>
+          <w:rFonts w:ascii="Times New Roman" w:hAnsi="Times New Roman" w:cs="Times New Roman" w:eastAsia="Times New Roman"/>
+          <w:b w:val="0"/>
+          <w:i w:val="0"/>
+          <w:sz w:val="28"/>
+          <w:u w:val="none"/>
+        </w:rPr>
+        <w:t xml:space="preserve">):</w:t>
       </w:r>
     </w:p>
     <w:p>
@@ -1122,7 +1222,31 @@
           <w:sz w:val="28"/>
           <w:u w:val="none"/>
         </w:rPr>
-        <w:t>Все пользовательские данные в ответах API экранируются встроенной функцией Spring HtmlUtils.htmlEscape (ApiController.java):</w:t>
+        <w:t xml:space="preserve">Все пользовательские данные в ответах API экранируются встроенной функцией Spring HtmlUtils.htmlEscape (</w:t>
+      </w:r>
+      <w:hyperlink r:id="rId19">
+        <w:r>
+          <w:rPr>
+            <w:rFonts w:ascii="Times New Roman" w:hAnsi="Times New Roman" w:cs="Times New Roman" w:eastAsia="Times New Roman"/>
+            <w:b w:val="0"/>
+            <w:i w:val="0"/>
+            <w:sz w:val="28"/>
+            <w:u w:val="none"/>
+            <w:color w:val="0563C1"/>
+            <w:u w:val="single"/>
+          </w:rPr>
+          <w:t xml:space="preserve">ApiController.java</w:t>
+        </w:r>
+      </w:hyperlink>
+      <w:r>
+        <w:rPr>
+          <w:rFonts w:ascii="Times New Roman" w:hAnsi="Times New Roman" w:cs="Times New Roman" w:eastAsia="Times New Roman"/>
+          <w:b w:val="0"/>
+          <w:i w:val="0"/>
+          <w:sz w:val="28"/>
+          <w:u w:val="none"/>
+        </w:rPr>
+        <w:t xml:space="preserve">):</w:t>
       </w:r>
     </w:p>
     <w:p>
@@ -1267,7 +1391,31 @@
           <w:sz w:val="28"/>
           <w:u w:val="none"/>
         </w:rPr>
-        <w:t>Middleware проверки JWT. В SecurityConfig.java фильтр Spring Security (OAuth2 Resource Server) проверяет токен из заголовка Authorization: Bearer на всех защищённых эндпоинтах: подпись, срок действия и издателя. Без токена открыт только /auth/login, на остальные запросы без валидного токена возвращается 401.</w:t>
+        <w:t xml:space="preserve">Middleware проверки JWT. В </w:t>
+      </w:r>
+      <w:hyperlink r:id="rId20">
+        <w:r>
+          <w:rPr>
+            <w:rFonts w:ascii="Times New Roman" w:hAnsi="Times New Roman" w:cs="Times New Roman" w:eastAsia="Times New Roman"/>
+            <w:b w:val="0"/>
+            <w:i w:val="0"/>
+            <w:sz w:val="28"/>
+            <w:u w:val="none"/>
+            <w:color w:val="0563C1"/>
+            <w:u w:val="single"/>
+          </w:rPr>
+          <w:t xml:space="preserve">SecurityConfig.java</w:t>
+        </w:r>
+      </w:hyperlink>
+      <w:r>
+        <w:rPr>
+          <w:rFonts w:ascii="Times New Roman" w:hAnsi="Times New Roman" w:cs="Times New Roman" w:eastAsia="Times New Roman"/>
+          <w:b w:val="0"/>
+          <w:i w:val="0"/>
+          <w:sz w:val="28"/>
+          <w:u w:val="none"/>
+        </w:rPr>
+        <w:t xml:space="preserve"> фильтр Spring Security (OAuth2 Resource Server) проверяет токен из заголовка Authorization: Bearer на всех защищённых эндпоинтах: подпись, срок действия и издателя. Без токена открыт только /auth/login, на остальные запросы без валидного токена возвращается 401.</w:t>
       </w:r>
     </w:p>
     <w:p>
@@ -1355,7 +1503,55 @@
           <w:sz w:val="28"/>
           <w:u w:val="none"/>
         </w:rPr>
-        <w:t>Pipeline .github/workflows/ci.yml запускается при каждом push и pull_request. SAST выполняет SpotBugs с плагином Find Security Bugs, SCA выполняет OWASP Dependency-Check. Скриншоты относятся к запуску #54 (https://github.com/r4m63/infobez-itmo/actions/runs/36620490824/job/109584335296).</w:t>
+        <w:t xml:space="preserve">Pipeline </w:t>
+      </w:r>
+      <w:hyperlink r:id="rId21">
+        <w:r>
+          <w:rPr>
+            <w:rFonts w:ascii="Times New Roman" w:hAnsi="Times New Roman" w:cs="Times New Roman" w:eastAsia="Times New Roman"/>
+            <w:b w:val="0"/>
+            <w:i w:val="0"/>
+            <w:sz w:val="28"/>
+            <w:u w:val="none"/>
+            <w:color w:val="0563C1"/>
+            <w:u w:val="single"/>
+          </w:rPr>
+          <w:t xml:space="preserve">.github/workflows/ci.yml</w:t>
+        </w:r>
+      </w:hyperlink>
+      <w:r>
+        <w:rPr>
+          <w:rFonts w:ascii="Times New Roman" w:hAnsi="Times New Roman" w:cs="Times New Roman" w:eastAsia="Times New Roman"/>
+          <w:b w:val="0"/>
+          <w:i w:val="0"/>
+          <w:sz w:val="28"/>
+          <w:u w:val="none"/>
+        </w:rPr>
+        <w:t xml:space="preserve"> запускается при каждом push и pull_request. SAST выполняет SpotBugs с плагином Find Security Bugs, SCA выполняет OWASP Dependency-Check. Скриншоты относятся к </w:t>
+      </w:r>
+      <w:hyperlink r:id="rId16">
+        <w:r>
+          <w:rPr>
+            <w:rFonts w:ascii="Times New Roman" w:hAnsi="Times New Roman" w:cs="Times New Roman" w:eastAsia="Times New Roman"/>
+            <w:b w:val="0"/>
+            <w:i w:val="0"/>
+            <w:sz w:val="28"/>
+            <w:u w:val="none"/>
+            <w:color w:val="0563C1"/>
+            <w:u w:val="single"/>
+          </w:rPr>
+          <w:t xml:space="preserve">запуску #54</w:t>
+        </w:r>
+      </w:hyperlink>
+      <w:r>
+        <w:rPr>
+          <w:rFonts w:ascii="Times New Roman" w:hAnsi="Times New Roman" w:cs="Times New Roman" w:eastAsia="Times New Roman"/>
+          <w:b w:val="0"/>
+          <w:i w:val="0"/>
+          <w:sz w:val="28"/>
+          <w:u w:val="none"/>
+        </w:rPr>
+        <w:t xml:space="preserve">.</w:t>
       </w:r>
     </w:p>
     <w:p>
@@ -1617,7 +1813,31 @@
           <w:sz w:val="28"/>
           <w:u w:val="none"/>
         </w:rPr>
-        <w:t>Запуск #54 workflow Build and Security Checks: https://github.com/r4m63/infobez-itmo/actions/runs/36620490824/job/109584335296.</w:t>
+        <w:t xml:space="preserve">Запуск #54 workflow Build and Security Checks: </w:t>
+      </w:r>
+      <w:hyperlink r:id="rId16">
+        <w:r>
+          <w:rPr>
+            <w:rFonts w:ascii="Times New Roman" w:hAnsi="Times New Roman" w:cs="Times New Roman" w:eastAsia="Times New Roman"/>
+            <w:b w:val="0"/>
+            <w:i w:val="0"/>
+            <w:sz w:val="28"/>
+            <w:u w:val="none"/>
+            <w:color w:val="0563C1"/>
+            <w:u w:val="single"/>
+          </w:rPr>
+          <w:t xml:space="preserve">https://github.com/r4m63/infobez-itmo/actions/runs/36620490824/job/109584335296</w:t>
+        </w:r>
+      </w:hyperlink>
+      <w:r>
+        <w:rPr>
+          <w:rFonts w:ascii="Times New Roman" w:hAnsi="Times New Roman" w:cs="Times New Roman" w:eastAsia="Times New Roman"/>
+          <w:b w:val="0"/>
+          <w:i w:val="0"/>
+          <w:sz w:val="28"/>
+          <w:u w:val="none"/>
+        </w:rPr>
+        <w:t xml:space="preserve">.</w:t>
       </w:r>
     </w:p>
     <w:sectPr>
